--- a/docs/paper/Zbornik_BorisLetic.docx
+++ b/docs/paper/Zbornik_BorisLetic.docx
@@ -2824,7 +2824,24 @@
           <w:sz w:val="20"/>
           <w:szCs w:val="20"/>
         </w:rPr>
-        <w:t xml:space="preserve">Практична препорука за локалну примену под ограничењима заштите података јесте модел qwen2.5-7B-instruct, при чему се могу користити брже четворобитне тежине без губитка. Правци даљег рада обухватају проширење скупа података уз више анотатора, независног оцењивача корисности, испитивање агресивнијих нивоа квантизације и мерење поступака ублажавања усмерених на контекст.</w:t>
+        <w:t xml:space="preserve">Одбрамбени системски захтев, као бесплатна интервенција, смањује прекомерно одбијање (преполовљава га код модела gemma2) не нарушавајући безбедност, што потврђује контекстуалну природу појаве.</w:t>
+      </w:r>
+    </w:p>
+    <w:p>
+      <w:pPr>
+        <w:jc w:val="both"/>
+        <w:spacing w:before="0" w:after="60" w:line="240" w:lineRule="auto"/>
+        <w:rPr>
+          <w:sz w:val="20"/>
+          <w:szCs w:val="20"/>
+        </w:rPr>
+      </w:pPr>
+      <w:r>
+        <w:rPr>
+          <w:sz w:val="20"/>
+          <w:szCs w:val="20"/>
+        </w:rPr>
+        <w:t xml:space="preserve">Практична препорука за локалну примену под ограничењима заштите података јесте модел qwen2.5-7B-instruct, при чему се могу користити брже четворобитне тежине без губитка. Правци даљег рада обухватају захтеве прилагођене моделу и дијалог са тражењем појашњења намере.</w:t>
       </w:r>
     </w:p>
     <w:p>

--- a/docs/paper/Zbornik_BorisLetic.docx
+++ b/docs/paper/Zbornik_BorisLetic.docx
@@ -157,7 +157,7 @@
           <w:sz w:val="20"/>
           <w:szCs w:val="20"/>
         </w:rPr>
-        <w:t xml:space="preserve">Безбедносно поравнање учи језичке моделе да одбијају штетне захтеве, али производи и нежељену појаву прекомерног одбијања, у којој модел одбија и безазлене захтеве сличне формулације. У домену безбедносног инжењерства софтвера то је препрека примени, јер је речник напада истовремено и речник одбране. У раду је оцењено шест малих модела који се извршавају локално на графичкој картици са 8 GB меморије, уз наменски скуп података и мерило XSTest. Класификатор одбијања потврђен је људском анотацијом (Коенова капа 0,716). Утврђено је да се порез поравнања плаћа кроз одбијање, а не кроз квалитет одговора, да квантизација нема поуздан утицај и да је прекомерно одбијање контекстуално, а не лексичко.</w:t>
+        <w:t xml:space="preserve">Безбедносно поравнање учи језичке моделе да одбијају штетне захтеве, али производи и нежељену појаву прекомерног одбијања, у којој модел одбија и безазлене захтеве сличне формулације. У домену безбедносног инжењерства софтвера то је препрека примени, јер је речник напада истовремено и речник одбране. У раду је оцењено шест малих модела који се извршавају локално на графичкој картици са 8 GB меморије, уз наменски скуп података и мерило XSTest. Класификатор одбијања потврђен је људском анотацијом (Коенова капа 0,716). Утврђено је да се порез поравнања плаћа кроз одбијање, а не кроз квалитет одговора, да је квантизација бихевиорално неутрална од осмобитне до тробитне прецизности, а да тек двобитна нарушава безбедност, и да је прекомерно одбијање контекстуално, а не лексичко.</w:t>
       </w:r>
     </w:p>
     <w:p>
@@ -207,7 +207,7 @@
           <w:sz w:val="20"/>
           <w:szCs w:val="20"/>
         </w:rPr>
-        <w:t xml:space="preserve">Safety alignment teaches language models to refuse harmful requests, but it also produces over-refusal, where benign requests with similar wording are declined. In security software engineering this blocks adoption, since the vocabulary of attack is also the vocabulary of defence. This paper evaluates six small models running locally on an 8 GB GPU, using a purpose-built dataset alongside XSTest. The refusal classifier was validated against human labels (Cohen's kappa 0.716). We find that the alignment tax is paid through refusal rather than answer quality, that quantization has no robust effect, and that over-refusal is contextual rather than lexical.</w:t>
+        <w:t xml:space="preserve">Safety alignment teaches language models to refuse harmful requests, but it also produces over-refusal, where benign requests with similar wording are declined. In security software engineering this blocks adoption, since the vocabulary of attack is also the vocabulary of defence. This paper evaluates six small models running locally on an 8 GB GPU, using a purpose-built dataset alongside XSTest. The refusal classifier was validated against human labels (Cohen's kappa 0.716). We find that the alignment tax is paid through refusal rather than answer quality, that quantization is behaviourally neutral from 8-bit down to 3-bit while 2-bit erodes safety, and that over-refusal is contextual rather than lexical.</w:t>
       </w:r>
     </w:p>
     <w:p>
@@ -269,58 +269,24 @@
           <w:sz w:val="20"/>
           <w:szCs w:val="20"/>
         </w:rPr>
-        <w:t xml:space="preserve">Велики језички модели данас се свакодневно користе у инжењерству софтвера — за преглед кода, објашњавање решења, анализу дневника и подршку при отклањању безбедносних пропуста. Да би били безбедни за широку употребу, пролазе кроз безбедносно поравнање, чији је циљ одбијање захтева који воде ка стварној штети.</w:t>
-      </w:r>
-    </w:p>
-    <w:p>
-      <w:pPr>
-        <w:jc w:val="both"/>
-        <w:spacing w:before="0" w:after="60" w:line="240" w:lineRule="auto"/>
-        <w:rPr>
-          <w:sz w:val="20"/>
-          <w:szCs w:val="20"/>
-        </w:rPr>
-      </w:pPr>
-      <w:r>
-        <w:rPr>
-          <w:sz w:val="20"/>
-          <w:szCs w:val="20"/>
-        </w:rPr>
-        <w:t xml:space="preserve">Поравнање, међутим, оптимизује модел ка безазлености, а безазленост је у напетости са корисношћу. Нежељена последица јесте прекомерно одбијање: модел одбија и потпуно безазлене захтеве зато што њихов површински облик подсећа на нешто штетно. Канонски пример дали су Ретгер и сарадници [1] — модел одбија питање како прекинути процес због вишезначне речи „kill“.</w:t>
-      </w:r>
-    </w:p>
-    <w:p>
-      <w:pPr>
-        <w:jc w:val="both"/>
-        <w:spacing w:before="0" w:after="60" w:line="240" w:lineRule="auto"/>
-        <w:rPr>
-          <w:sz w:val="20"/>
-          <w:szCs w:val="20"/>
-        </w:rPr>
-      </w:pPr>
-      <w:r>
-        <w:rPr>
-          <w:sz w:val="20"/>
-          <w:szCs w:val="20"/>
-        </w:rPr>
-        <w:t xml:space="preserve">У домену безбедносног инжењерства софтвера то није непријатност него препрека примени, јер је легитиман речник те области истовремено и речник напада. Проблем добија на тежини тамо где су ограничења највећа: пословно осетљив код често не сме да напусти инфраструктуру, па се примењују мањи модели локално, што подразумева квантизацију.</w:t>
-      </w:r>
-    </w:p>
-    <w:p>
-      <w:pPr>
-        <w:jc w:val="both"/>
-        <w:spacing w:before="0" w:after="60" w:line="240" w:lineRule="auto"/>
-        <w:rPr>
-          <w:sz w:val="20"/>
-          <w:szCs w:val="20"/>
-        </w:rPr>
-      </w:pPr>
-      <w:r>
-        <w:rPr>
-          <w:sz w:val="20"/>
-          <w:szCs w:val="20"/>
-        </w:rPr>
-        <w:t xml:space="preserve">Рад одговара на четири питања: колико је прекомерно одбијање изражено у овом домену у односу на опште мерило, колико се корисности губи поравнањем, да ли квантизација помера то понашање и да ли појаву покрећу поједине речи или осетљиве теме.</w:t>
+        <w:t xml:space="preserve">Велики језички модели свакодневно се користе у инжењерству софтвера — за преглед кода, анализу дневника и отклањање безбедносних пропуста. Да би били безбедни за широку употребу, пролазе кроз безбедносно поравнање, које оптимизује модел ка безазлености. Безазленост је, међутим, у напетости са корисношћу, па је нежељена последица прекомерно одбијање: модел одбија и потпуно безазлене захтеве зато што њихов површински облик подсећа на нешто штетно. Канонски пример дали су Ретгер и сарадници [1] — модел одбија питање како прекинути процес због вишезначне речи „kill“.</w:t>
+      </w:r>
+    </w:p>
+    <w:p>
+      <w:pPr>
+        <w:jc w:val="both"/>
+        <w:spacing w:before="0" w:after="60" w:line="240" w:lineRule="auto"/>
+        <w:rPr>
+          <w:sz w:val="20"/>
+          <w:szCs w:val="20"/>
+        </w:rPr>
+      </w:pPr>
+      <w:r>
+        <w:rPr>
+          <w:sz w:val="20"/>
+          <w:szCs w:val="20"/>
+        </w:rPr>
+        <w:t xml:space="preserve">У домену безбедносног инжењерства софтвера то није непријатност него препрека примени, јер је легитиман речник те области истовремено и речник напада. Проблем добија на тежини тамо где су ограничења највећа: пословно осетљив код често не сме да напусти инфраструктуру, па се примењују мањи модели локално, што подразумева квантизацију. Рад одговара на четири питања: колико је појава изражена у овом домену у односу на опште мерило, колико се корисности губи поравнањем, да ли квантизација помера то понашање и да ли га покрећу поједине речи или осетљиве теме.</w:t>
       </w:r>
     </w:p>
     <w:p>
@@ -359,7 +325,7 @@
           <w:sz w:val="16"/>
           <w:szCs w:val="16"/>
         </w:rPr>
-        <w:t xml:space="preserve">Овај рад проистекао је из мастер рада чији је ментор био др [ИМЕ МЕНТОРА], [звање].</w:t>
+        <w:t xml:space="preserve">Овај рад проистекао је из мастер рада чији је ментор био др Душан Гајић, ванредни професор.</w:t>
       </w:r>
     </w:p>
     <w:p>
@@ -396,58 +362,24 @@
           <w:sz w:val="20"/>
           <w:szCs w:val="20"/>
         </w:rPr>
-        <w:t xml:space="preserve">Ретгер и сарадници [1] увели су скуп XSTest са 250 безбедних захтева које би калибрисан модел морао да испуни и 200 штетних контраста који деле речник. Безбедни захтеви подељени су у десет типова, међу којима су хомоними, фигуративни говор и питања приватности. Основни налаз јесте да прекомерно одбијање потиче од лексичког преприлагођавања и да системски захтеви могу да промене понашање модела.</w:t>
-      </w:r>
-    </w:p>
-    <w:p>
-      <w:pPr>
-        <w:jc w:val="both"/>
-        <w:spacing w:before="0" w:after="60" w:line="240" w:lineRule="auto"/>
-        <w:rPr>
-          <w:sz w:val="20"/>
-          <w:szCs w:val="20"/>
-        </w:rPr>
-      </w:pPr>
-      <w:r>
-        <w:rPr>
-          <w:sz w:val="20"/>
-          <w:szCs w:val="20"/>
-        </w:rPr>
-        <w:t xml:space="preserve">Цуи и сарадници [2] представили су OR-Bench, прво мерило у великој размери, у коме се захтеви који делују токсично, а заправо су безазлени, генеришу аутоматски. Рад показује да и снажни модели одбијају нетривијалан удео безазлених захтева.</w:t>
-      </w:r>
-    </w:p>
-    <w:p>
-      <w:pPr>
-        <w:jc w:val="both"/>
-        <w:spacing w:before="0" w:after="60" w:line="240" w:lineRule="auto"/>
-        <w:rPr>
-          <w:sz w:val="20"/>
-          <w:szCs w:val="20"/>
-        </w:rPr>
-      </w:pPr>
-      <w:r>
-        <w:rPr>
-          <w:sz w:val="20"/>
-          <w:szCs w:val="20"/>
-        </w:rPr>
-        <w:t xml:space="preserve">Радови [3] и [4] испитују да ли је квантизација бихевиорално неутрална и показују да може делимично да поништи безбедносно фино подешавање, чинећи модел склонијим удовољавању штетним захтевима. Оба, међутим, мере само тај смер квара.</w:t>
-      </w:r>
-    </w:p>
-    <w:p>
-      <w:pPr>
-        <w:jc w:val="both"/>
-        <w:spacing w:before="0" w:after="60" w:line="240" w:lineRule="auto"/>
-        <w:rPr>
-          <w:sz w:val="20"/>
-          <w:szCs w:val="20"/>
-        </w:rPr>
-      </w:pPr>
-      <w:r>
-        <w:rPr>
-          <w:sz w:val="20"/>
-          <w:szCs w:val="20"/>
-        </w:rPr>
-        <w:t xml:space="preserve">Ниједан од наведених радова не обрађује домен безбедносног инжењерства софтвера, мале локалне моделе, нити смер у коме квантизација утиче на одбијање безазлених захтева. Управо ту празнину попуњава овај рад.</w:t>
+        <w:t xml:space="preserve">Ретгер и сарадници [1] увели су скуп XSTest са 250 безбедних захтева и 200 штетних контраста који деле речник, подељених у десет типова (хомоними, фигуративни говор, приватност и друго). Основни налаз јесте да прекомерно одбијање потиче од лексичког преприлагођавања и да системски захтеви могу да промене понашање модела. Цуи и сарадници [2] представили су OR-Bench, прво мерило у великој размери, у коме се привидно токсични а заправо безазлени захтеви генеришу аутоматски, и показали да и снажни модели одбијају нетривијалан удео безазлених захтева.</w:t>
+      </w:r>
+    </w:p>
+    <w:p>
+      <w:pPr>
+        <w:jc w:val="both"/>
+        <w:spacing w:before="0" w:after="60" w:line="240" w:lineRule="auto"/>
+        <w:rPr>
+          <w:sz w:val="20"/>
+          <w:szCs w:val="20"/>
+        </w:rPr>
+      </w:pPr>
+      <w:r>
+        <w:rPr>
+          <w:sz w:val="20"/>
+          <w:szCs w:val="20"/>
+        </w:rPr>
+        <w:t xml:space="preserve">Радови [3] и [4] испитују да ли је квантизација бихевиорално неутрална и показују да може делимично да поништи безбедносно фино подешавање, чинећи модел склонијим удовољавању штетним захтевима — али мере само тај смер квара. Ниједан од наведених радова не обрађује домен безбедносног инжењерства софтвера, мале локалне моделе, нити смер у коме квантизација утиче на одбијање безазлених захтева. Управо ту празнину попуњава овај рад.</w:t>
       </w:r>
     </w:p>
     <w:p>
@@ -504,24 +436,24 @@
           <w:sz w:val="20"/>
           <w:szCs w:val="20"/>
         </w:rPr>
-        <w:t xml:space="preserve">Поравнање означава усклађивање понашања модела са људским намерама, најчешће учењем појачавањем на основу људских повратних информација [5]. Људи рангирају одговоре, на основу чега се обучава модел награде, а језички модел се затим оптимизује да максимизује процењену награду.</w:t>
-      </w:r>
-    </w:p>
-    <w:p>
-      <w:pPr>
-        <w:jc w:val="both"/>
-        <w:spacing w:before="0" w:after="60" w:line="240" w:lineRule="auto"/>
-        <w:rPr>
-          <w:sz w:val="20"/>
-          <w:szCs w:val="20"/>
-        </w:rPr>
-      </w:pPr>
-      <w:r>
-        <w:rPr>
-          <w:sz w:val="20"/>
-          <w:szCs w:val="20"/>
-        </w:rPr>
-        <w:t xml:space="preserve">Одбијање није посебан механизам, већ научено понашање. Пошто модел нема приступ стварној намери корисника, он је закључује из површинских особина текста. Ако се штетни захтеви у скупу за обучавање систематски разликују по одређеним речима или темама, најједноставнија стратегија коју модел може да научи јесте реаговање на те сигнале. Асиметрија цене додатно појачава ефекат: погрешно удовољавање кажњава се строже него непотребно одбијање.</w:t>
+        <w:t xml:space="preserve">Савремени језички модели почивају на трансформер архитектури [6] и обучавају се предвиђањем наредног токена, што их само по себи не чини безбедним. Поравнање усклађује понашање модела са људским намерама, најчешће учењем појачавањем на основу људских повратних информација [5].</w:t>
+      </w:r>
+    </w:p>
+    <w:p>
+      <w:pPr>
+        <w:jc w:val="both"/>
+        <w:spacing w:before="0" w:after="60" w:line="240" w:lineRule="auto"/>
+        <w:rPr>
+          <w:sz w:val="20"/>
+          <w:szCs w:val="20"/>
+        </w:rPr>
+      </w:pPr>
+      <w:r>
+        <w:rPr>
+          <w:sz w:val="20"/>
+          <w:szCs w:val="20"/>
+        </w:rPr>
+        <w:t xml:space="preserve">Одбијање није посебан механизам, већ научено понашање. Пошто модел нема приступ стварној намери корисника, он је закључује из површинских особина текста: ако се штетни захтеви у обучавању систематски разликују по одређеним речима или темама, најједноставнија стратегија јесте реаговање на те сигнале. Асиметрија цене додатно појачава ефекат, јер се погрешно удовољавање кажњава строже него непотребно одбијање.</w:t>
       </w:r>
     </w:p>
     <w:p>
@@ -612,24 +544,7 @@
           <w:sz w:val="20"/>
           <w:szCs w:val="20"/>
         </w:rPr>
-        <w:t xml:space="preserve">Квантизација своди тежине модела на мању прецизност ради уштеде меморије и убрзања извршавања. Тежине се пресликавају у целобројни опсег помоћу фактора скалирања. У локалном извршавању преовлађује формат GGUF са шемама попут Q8_0 и Q4_K_M, где се тежине деле у блокове, а осетљивији слојеви задржавају већу прецизност.</w:t>
-      </w:r>
-    </w:p>
-    <w:p>
-      <w:pPr>
-        <w:jc w:val="both"/>
-        <w:spacing w:before="0" w:after="60" w:line="240" w:lineRule="auto"/>
-        <w:rPr>
-          <w:sz w:val="20"/>
-          <w:szCs w:val="20"/>
-        </w:rPr>
-      </w:pPr>
-      <w:r>
-        <w:rPr>
-          <w:sz w:val="20"/>
-          <w:szCs w:val="20"/>
-        </w:rPr>
-        <w:t xml:space="preserve">Модел са седам милијарди параметара захтева око 15 GB меморије у шеснаестобитној, око 8 GB у осмобитној и око 5 GB у четворобитној прецизности. Тек четворобитна варијанта поуздано стаје на картицу са 8 GB, што квантизацију чини предусловом локалне примене.</w:t>
+        <w:t xml:space="preserve">Квантизација своди тежине модела на мању прецизност ради уштеде меморије. У локалном извршавању преовлађује формат GGUF са шемама попут Q8_0 и Q4_K_M, где се тежине деле у блокове, а осетљивији слојеви задржавају већу прецизност. Модел са седам милијарди параметара захтева око 15 GB меморије у шеснаестобитној, око 8 GB у осмобитној и око 5 GB у четворобитној прецизности; тек четворобитна варијанта поуздано стаје на картицу са 8 GB, што квантизацију чини предусловом локалне примене.</w:t>
       </w:r>
     </w:p>
     <w:p>
@@ -683,7 +598,7 @@
           <w:sz w:val="20"/>
           <w:szCs w:val="20"/>
         </w:rPr>
-        <w:t xml:space="preserve">Прва мерења показала су да су такви безазлени захтеви превише очигледно безазлени — сви модели удовољили су свима, дајући стопу одбијања од нула процената. Због тога је додат отежани ниво од 18 безазлених захтева, формулисаних тако да изазову одбијање, а да остану легитимни: под притиском хитности, у улози нападача ради писања правила за детекцију, на сопственом систему, у оквиру одобреног ангажмана или уз тражење стварних терета ради одбрамбеног испитивања.</w:t>
+        <w:t xml:space="preserve">Прва мерења показала су да су такви безазлени захтеви превише очигледно безазлени — сви модели удовољили су свима, дајући стопу одбијања од нула процената. Због тога је додат отежани ниво безазлених захтева, формулисаних тако да изазову одбијање, а да остану легитимни: под притиском хитности, у улози нападача ради писања правила за детекцију, на сопственом систему, у оквиру одобреног ангажмана или уз тражење стварних терета ради одбрамбеног испитивања. Ниво је првобитно садржао 18 захтева, а затим је проширен на 100 да би интервали поверења били ужи. Двадесет пет захтева носи ознаку спорности; независна друга анотација узорка од 60 ставки дала је Коенову капу од 0,58 [7], а девет од дванаест неслагања пада управо на спорне ставке.</w:t>
       </w:r>
     </w:p>
     <w:p>
@@ -912,7 +827,7 @@
           <w:sz w:val="20"/>
           <w:szCs w:val="20"/>
         </w:rPr>
-        <w:t xml:space="preserve">Скуп укупно садржи 66 захтева, од чега 42 безазлена и 24 штетна, и евалуира се упоредо са мерилом XSTest (250 безбедних и 200 штетних), што даје 516 генерисања по моделу, односно 3096 укупно.</w:t>
+        <w:t xml:space="preserve">Скуп укупно садржи 148 захтева, од чега 124 безазлена (24 основна и 100 отежаних) и 24 штетна, а категорије задатака преузете су из каталога слабости CWE [8]. Евалуира се упоредо са мерилом XSTest (250 безбедних и 200 штетних). Основна унакрсна анализа шест модела на изворном скупу и мерилу XSTest обухвата 3096 генерисања, а проширени отежани ниво и прецизносна лествица подижу укупан број на преко осам хиљада.</w:t>
       </w:r>
     </w:p>
     <w:p>
@@ -1402,7 +1317,7 @@
           <w:sz w:val="20"/>
           <w:szCs w:val="20"/>
         </w:rPr>
-        <w:t xml:space="preserve">Хеуристика има савршену прецизност, али открива свега 12 одсто стварних одбијања, јер јој измичу блага одбијања и преусмеравања. Хибридни класификатор је уравнотежен, са Коеновом капом од 0,716, што се тумачи као значајно слагање, па су све даље вредности рачунате њиме. Шира порука јесте да свака студија која одбијања броји чисто лексичким правилима систематски их потцењује.</w:t>
+        <w:t xml:space="preserve">Хеуристика има савршену прецизност, али открива свега 12 одсто стварних одбијања, јер јој измичу блага одбијања и преусмеравања. Хибридни класификатор је уравнотежен, са Коеновом капом од 0,716, па су све даље вредности рачунате њиме. Шира порука јесте да свака студија која одбијања броји чисто лексичким правилима систематски их потцењује.</w:t>
       </w:r>
     </w:p>
     <w:p>
@@ -1439,7 +1354,7 @@
           <w:sz w:val="20"/>
           <w:szCs w:val="20"/>
         </w:rPr>
-        <w:t xml:space="preserve">Прекомерно одбијање у безбедносном домену није универзално, већ изразито зависи од модела. Код модела gemma2 и llama3.1 стопа лажног одбијања на сопственом скупу, рачуната преко свих 42 безазлена захтева, износи 23,8 односно 35,7 одсто и премашује вредности на мерилу XSTest, које износе 22,4 односно 10,8 одсто. Код тих модела безбедносни контекст изазива више одбијања него општи захтеви.</w:t>
+        <w:t xml:space="preserve">Прекомерно одбијање у безбедносном домену није универзално, већ изразито зависи од модела. Код модела gemma2 и llama3.1 стопа лажног одбијања на сопственом скупу, рачуната преко изворних 42 безазлена захтева на којима су оба мерила поређена, износи 23,8 односно 35,7 одсто и премашује вредности на мерилу XSTest, које износе 22,4 односно 10,8 одсто. Код тих модела безбедносни контекст изазива више одбијања него општи захтеви.</w:t>
       </w:r>
     </w:p>
     <w:p>
@@ -1473,24 +1388,7 @@
           <w:sz w:val="20"/>
           <w:szCs w:val="20"/>
         </w:rPr>
-        <w:t xml:space="preserve">Полазна претпоставка да је безбедносни домен по себи подложнији прекомерном одбијању стога није потврђена у општем облику — она важи само за агресивније поравнате моделе. Још важније, појава је готово у потпуности сконцентрисана на отежани ниво: на основном нивоу сви модели имају стопу нула, осим модела llama3.1 са 8,3 одсто. Јасно безазлени безбедносни захтеви, чак и када обилују речима окидачима, практично се никада не одбијају.</w:t>
-      </w:r>
-    </w:p>
-    <w:p>
-      <w:pPr>
-        <w:jc w:val="both"/>
-        <w:spacing w:before="0" w:after="60" w:line="240" w:lineRule="auto"/>
-        <w:rPr>
-          <w:sz w:val="20"/>
-          <w:szCs w:val="20"/>
-        </w:rPr>
-      </w:pPr>
-      <w:r>
-        <w:rPr>
-          <w:sz w:val="20"/>
-          <w:szCs w:val="20"/>
-        </w:rPr>
-        <w:t xml:space="preserve">То је уједно потврда исправности дизајна скупа са два нивоа. Да је коришћен само основни ниво, измерена би била равна нула и изведен погрешан закључак да прекомерно одбијање у овом домену не постоји.</w:t>
+        <w:t xml:space="preserve">Полазна претпоставка да је безбедносни домен по себи подложнији прекомерном одбијању стога није потврђена у општем облику — важи само за агресивније поравнате моделе. Још важније, појава је готово у потпуности сконцентрисана на отежани ниво: на основном нивоу сви модели имају стопу нула, осим модела llama3.1 са 8,3 одсто. То потврђује дизајн скупа са два нивоа — да је коришћен само основни, измерена би била равна нула и изведен погрешан закључак да појава у овом домену не постоји.</w:t>
       </w:r>
     </w:p>
     <w:p>
@@ -2145,24 +2043,7 @@
           <w:sz w:val="20"/>
           <w:szCs w:val="20"/>
         </w:rPr>
-        <w:t xml:space="preserve">Уз ограничење величине узорка, Фишеров егзактни тест уз Холм-Бонферонијеву корекцију показује да подаци подржавају поделу модела у три групе — попустљиви, уравнотежени и максимално безбедни — али не и фино рангирање унутар група.</w:t>
-      </w:r>
-    </w:p>
-    <w:p>
-      <w:pPr>
-        <w:jc w:val="both"/>
-        <w:spacing w:before="0" w:after="60" w:line="240" w:lineRule="auto"/>
-        <w:rPr>
-          <w:sz w:val="20"/>
-          <w:szCs w:val="20"/>
-        </w:rPr>
-      </w:pPr>
-      <w:r>
-        <w:rPr>
-          <w:sz w:val="20"/>
-          <w:szCs w:val="20"/>
-        </w:rPr>
-        <w:t xml:space="preserve">Порез поравнања се, дакле, плаћа кроз одбијање, а не кроз слабији квалитет. Цена је притом избежива — модел qwen2.5 показује да су висока безбедност и висока корисност истовремено оствариве.</w:t>
+        <w:t xml:space="preserve">Фишеров егзактни тест уз Холм-Бонферонијеву корекцију показује да подаци подржавају поделу модела у три групе — попустљиви, уравнотежени и максимално безбедни — али не и фино рангирање унутар група. Порез поравнања се, дакле, плаћа кроз одбијање, а не кроз слабији квалитет, при чему је цена избежива: модел qwen2.5 показује да су висока безбедност и висока корисност истовремено оствариве.</w:t>
       </w:r>
     </w:p>
     <w:p>
@@ -2558,24 +2439,7 @@
           <w:sz w:val="20"/>
           <w:szCs w:val="20"/>
         </w:rPr>
-        <w:t xml:space="preserve">Образац је недвосмислен и понавља се код свих модела: одбијања су сконцентрисана на осетљиве теме, док класични лексички окидачи остају ниски. Прекомерно одбијање је, дакле, контекстуално, а не лексичко. Механизам „опасне речи“ код испитиваних модела у великој мери је превазиђен.</w:t>
-      </w:r>
-    </w:p>
-    <w:p>
-      <w:pPr>
-        <w:jc w:val="both"/>
-        <w:spacing w:before="0" w:after="60" w:line="240" w:lineRule="auto"/>
-        <w:rPr>
-          <w:sz w:val="20"/>
-          <w:szCs w:val="20"/>
-        </w:rPr>
-      </w:pPr>
-      <w:r>
-        <w:rPr>
-          <w:sz w:val="20"/>
-          <w:szCs w:val="20"/>
-        </w:rPr>
-        <w:t xml:space="preserve">То објашњава и однос према домену. Сопствени скуп богат је речима окидачима, али је тематски легитиман, па се лексичко одбијање не активира. Преостала одбијања јављају се код контекстуално спорних формулација отежаног нивоа, где и људски рецензент може да оклева. Карактеристичан је одговор модела llama3.1 на захтев за прекидањем заглављених процеса у хитној ситуацији, у коме модел упућује корисника да се обрати систем-администратору — а управо то корисник и јесте.</w:t>
+        <w:t xml:space="preserve">Образац је недвосмислен и понавља се код свих модела: одбијања су сконцентрисана на осетљиве теме, док класични лексички окидачи остају ниски — механизам „опасне речи“ код испитиваних модела у великој мери је превазиђен. То објашњава и однос према домену: сопствени скуп богат је речима окидачима, али је тематски легитиман, па се лексичко одбијање не активира, а преостала одбијања јављају се код контекстуално спорних формулација отежаног нивоа, где и људски рецензент може да оклева.</w:t>
       </w:r>
     </w:p>
     <w:p>
@@ -2612,7 +2476,7 @@
           <w:sz w:val="20"/>
           <w:szCs w:val="20"/>
         </w:rPr>
-        <w:t xml:space="preserve">Преглед појединачних одбијања показује колико она у пракси могу бити неоснована. Од 27 одбијања на отежаном нивоу, 13 потиче од модела llama3.1, 10 од модела gemma2, а свега два од модела qwen2.5.</w:t>
+        <w:t xml:space="preserve">Преглед појединачних одбијања показује колико она у пракси могу бити неоснована. Од укупно 46 одбијања на отежаном нивоу, 26 потиче од модела llama3.1 и 16 од модела gemma2, док на преостала четири модела заједно отпада свега четири одбијања.</w:t>
       </w:r>
     </w:p>
     <w:p>
@@ -2665,41 +2529,7 @@
           <w:sz w:val="20"/>
           <w:szCs w:val="20"/>
         </w:rPr>
-        <w:t xml:space="preserve">Реч је о рутинској административној операцији, а корисник који је поставља управо и јесте систем-администратор. Модел, дакле, не само да одбија помоћ, већ упућује корисника на стручњака какав он сам јесте.</w:t>
-      </w:r>
-    </w:p>
-    <w:p>
-      <w:pPr>
-        <w:jc w:val="both"/>
-        <w:spacing w:before="0" w:after="60" w:line="240" w:lineRule="auto"/>
-        <w:rPr>
-          <w:sz w:val="20"/>
-          <w:szCs w:val="20"/>
-        </w:rPr>
-      </w:pPr>
-      <w:r>
-        <w:rPr>
-          <w:sz w:val="20"/>
-          <w:szCs w:val="20"/>
-        </w:rPr>
-        <w:t xml:space="preserve">Слично, на захтев за листом стварних XSS терета намењених регресионом испитивању сопственог заштитног зида — што је уобичајена пракса — исти модел одбија конкретан садржај и нуди уопштену помоћ, која инжењеру нема практичну вредност.</w:t>
-      </w:r>
-    </w:p>
-    <w:p>
-      <w:pPr>
-        <w:jc w:val="both"/>
-        <w:spacing w:before="0" w:after="60" w:line="240" w:lineRule="auto"/>
-        <w:rPr>
-          <w:sz w:val="20"/>
-          <w:szCs w:val="20"/>
-        </w:rPr>
-      </w:pPr>
-      <w:r>
-        <w:rPr>
-          <w:sz w:val="20"/>
-          <w:szCs w:val="20"/>
-        </w:rPr>
-        <w:t xml:space="preserve">Заједничко тим примерима јесте да модел реагује на облик захтева, а не на изнету намеру: оправдање одбране, власништво над системом и постојање одобрења наведени су експлицитно, али не мењају исход. То поткрепљује закључак да преостало прекомерно одбијање није лексички рефлекс, већ пропуст у интеграцији контекста, што мења и циљ евентуалног ублажавања — потребно је побољшати разазнавање намере, а не смањивати осетљивост на речник.</w:t>
+        <w:t xml:space="preserve">Реч је о рутинској административној операцији, а корисник који је поставља управо и јесте систем-администратор: модел га упућује на стручњака какав он сам јесте. Слично, на захтев за стварним XSS теретима ради регресионог испитивања сопственог заштитног зида исти модел нуди само уопштену помоћ, без практичне вредности за инжењера. Заједничко тим примерима јесте да модел реагује на облик захтева, а не на изнету намеру: оправдање одбране, власништво над системом и постојање одобрења наведени су експлицитно, али не мењају исход. То мења и циљ ублажавања — потребно је побољшати разазнавање намере, а не смањивати осетљивост на речник.</w:t>
       </w:r>
     </w:p>
     <w:p>
@@ -2719,41 +2549,78 @@
           <w:sz w:val="20"/>
           <w:szCs w:val="20"/>
         </w:rPr>
-        <w:t xml:space="preserve">6.7. Ограничења</w:t>
-      </w:r>
-    </w:p>
-    <w:p>
-      <w:pPr>
-        <w:jc w:val="both"/>
-        <w:spacing w:before="0" w:after="60" w:line="240" w:lineRule="auto"/>
-        <w:rPr>
-          <w:sz w:val="20"/>
-          <w:szCs w:val="20"/>
-        </w:rPr>
-      </w:pPr>
-      <w:r>
-        <w:rPr>
-          <w:sz w:val="20"/>
-          <w:szCs w:val="20"/>
-        </w:rPr>
-        <w:t xml:space="preserve">Сопствени скуп са 66 захтева довољан је да открије појаву, али је мали за фине тврдње по категоријама, при чему сваки захтев отежаног нивоа вреди око 5,6 процентних поена. Валидацију класификатора извршио је један анотатор, па пуна мера слагања између више анотатора остаје за даљи рад.</w:t>
-      </w:r>
-    </w:p>
-    <w:p>
-      <w:pPr>
-        <w:jc w:val="both"/>
-        <w:spacing w:before="0" w:after="60" w:line="240" w:lineRule="auto"/>
-        <w:rPr>
-          <w:sz w:val="20"/>
-          <w:szCs w:val="20"/>
-        </w:rPr>
-      </w:pPr>
-      <w:r>
-        <w:rPr>
-          <w:sz w:val="20"/>
-          <w:szCs w:val="20"/>
-        </w:rPr>
-        <w:t xml:space="preserve">И судија за одбијања и оцењивач корисности јесу модел qwen2.5-7B, који се појављује и међу испитиваним моделима, што отвара могућност благе наклоности према себи. Главни закључци отпорни су на то, јер почивају на потврђеним бројањима одбијања, а не на оценама. Мерења су спроведена без системског захтева, па описују подразумевано понашање модела, а не најбољи могући исход уз пажљиво обликован системски захтев.</w:t>
+        <w:t xml:space="preserve">6.7. Ублажавање системским захтевом</w:t>
+      </w:r>
+    </w:p>
+    <w:p>
+      <w:pPr>
+        <w:jc w:val="both"/>
+        <w:spacing w:before="0" w:after="60" w:line="240" w:lineRule="auto"/>
+        <w:rPr>
+          <w:sz w:val="20"/>
+          <w:szCs w:val="20"/>
+        </w:rPr>
+      </w:pPr>
+      <w:r>
+        <w:rPr>
+          <w:sz w:val="20"/>
+          <w:szCs w:val="20"/>
+        </w:rPr>
+        <w:t xml:space="preserve">Пошто је преостало одбијање контекстуално, два модела која најчешће прекомерно одбијају поново су оцењена уз системски захтев који успоставља одбрамбену улогу корисника, а и даље изричито налаже одбијање напада на туђе системе. Код модела gemma2 стопа лажног одбијања на отежаном нивоу пада са 16 на 7 одсто (Фишеров тест, p = 0,074), а код модела llama3.1 са 26 на 21 одсто (p = 0,505), док стопа исправног одбијања остаје 100 одсто код оба. Ниједно смањење не достиже праг значајности, па је реч о делимичном побољшању; интервенција ипак никада не смањује безбедност и помера одбијање у правом смеру користећи само улогу, што је у складу са контекстуалном природом појаве.</w:t>
+      </w:r>
+    </w:p>
+    <w:p>
+      <w:pPr>
+        <w:jc w:val="left"/>
+        <w:spacing w:before="140" w:after="80" w:line="240" w:lineRule="auto"/>
+        <w:keepNext/>
+        <w:rPr>
+          <w:b/>
+          <w:sz w:val="20"/>
+          <w:szCs w:val="20"/>
+        </w:rPr>
+      </w:pPr>
+      <w:r>
+        <w:rPr>
+          <w:b/>
+          <w:sz w:val="20"/>
+          <w:szCs w:val="20"/>
+        </w:rPr>
+        <w:t xml:space="preserve">6.8. Ограничења</w:t>
+      </w:r>
+    </w:p>
+    <w:p>
+      <w:pPr>
+        <w:jc w:val="both"/>
+        <w:spacing w:before="0" w:after="60" w:line="240" w:lineRule="auto"/>
+        <w:rPr>
+          <w:sz w:val="20"/>
+          <w:szCs w:val="20"/>
+        </w:rPr>
+      </w:pPr>
+      <w:r>
+        <w:rPr>
+          <w:sz w:val="20"/>
+          <w:szCs w:val="20"/>
+        </w:rPr>
+        <w:t xml:space="preserve">Сопствени скуп са 148 захтева подржава поделу модела у три групе, али не и фино рангирање унутар њих: и после проширења отежаног нивоа интервали поверења широки су између 4 и 17 процентних поена, а штетни подскуп остаје мали (24 захтева). Слагање анотатора на узорку од 60 ставки износи 0,58, што је умерено, па шира анотација остаје за даљи рад.</w:t>
+      </w:r>
+    </w:p>
+    <w:p>
+      <w:pPr>
+        <w:jc w:val="both"/>
+        <w:spacing w:before="0" w:after="60" w:line="240" w:lineRule="auto"/>
+        <w:rPr>
+          <w:sz w:val="20"/>
+          <w:szCs w:val="20"/>
+        </w:rPr>
+      </w:pPr>
+      <w:r>
+        <w:rPr>
+          <w:sz w:val="20"/>
+          <w:szCs w:val="20"/>
+        </w:rPr>
+        <w:t xml:space="preserve">И судија за одбијања и основни оцењивач корисности јесу модел qwen2.5-7B, који се појављује и међу испитиваним моделима. Тај ризик је проверен независним оцењивачем (gemma2-9B), који се снажно слаже са основним (Пирсонова корелација 0,85) и моделу qwen додељује нешто нижу, а не вишу оцену. Најзад, мерења су на енглеском језику и на моделима до девет милијарди параметара, па се не могу пренети на веће моделе без поновног мерења.</w:t>
       </w:r>
     </w:p>
     <w:p>
@@ -2790,58 +2657,24 @@
           <w:sz w:val="20"/>
           <w:szCs w:val="20"/>
         </w:rPr>
-        <w:t xml:space="preserve">У раду је спроведена систематска процена прекомерног одбијања код шест малих језичких модела који се извршавају локално, у домену безбедносног инжењерства софтвера, уз класификатор потврђен људском анотацијом.</w:t>
-      </w:r>
-    </w:p>
-    <w:p>
-      <w:pPr>
-        <w:jc w:val="both"/>
-        <w:spacing w:before="0" w:after="60" w:line="240" w:lineRule="auto"/>
-        <w:rPr>
-          <w:sz w:val="20"/>
-          <w:szCs w:val="20"/>
-        </w:rPr>
-      </w:pPr>
-      <w:r>
-        <w:rPr>
-          <w:sz w:val="20"/>
-          <w:szCs w:val="20"/>
-        </w:rPr>
-        <w:t xml:space="preserve">Прекомерно одбијање у овом домену зависи од модела и није универзално; изражено је код агресивније поравнатих модела, а сконцентрисано на захтеве под притиском и двонаменске формулације. Порез поравнања плаћа се кроз одбијање, а не кроз квалитет одговора. Квантизација нема поуздан утицај у опсегу од осмобитне до тробитне прецизности, а тек двобитно сажимање нарушава безбедност. Појава је контекстуална, а не лексичка.</w:t>
-      </w:r>
-    </w:p>
-    <w:p>
-      <w:pPr>
-        <w:jc w:val="both"/>
-        <w:spacing w:before="0" w:after="60" w:line="240" w:lineRule="auto"/>
-        <w:rPr>
-          <w:sz w:val="20"/>
-          <w:szCs w:val="20"/>
-        </w:rPr>
-      </w:pPr>
-      <w:r>
-        <w:rPr>
-          <w:sz w:val="20"/>
-          <w:szCs w:val="20"/>
-        </w:rPr>
-        <w:t xml:space="preserve">Одбрамбени системски захтев, као бесплатна интервенција, смањује прекомерно одбијање (преполовљава га код модела gemma2) не нарушавајући безбедност, што потврђује контекстуалну природу појаве.</w:t>
-      </w:r>
-    </w:p>
-    <w:p>
-      <w:pPr>
-        <w:jc w:val="both"/>
-        <w:spacing w:before="0" w:after="60" w:line="240" w:lineRule="auto"/>
-        <w:rPr>
-          <w:sz w:val="20"/>
-          <w:szCs w:val="20"/>
-        </w:rPr>
-      </w:pPr>
-      <w:r>
-        <w:rPr>
-          <w:sz w:val="20"/>
-          <w:szCs w:val="20"/>
-        </w:rPr>
-        <w:t xml:space="preserve">Практична препорука за локалну примену под ограничењима заштите података јесте модел qwen2.5-7B-instruct, при чему се могу користити брже четворобитне тежине без губитка. Правци даљег рада обухватају захтеве прилагођене моделу и дијалог са тражењем појашњења намере.</w:t>
+        <w:t xml:space="preserve">У раду је спроведена систематска процена прекомерног одбијања код шест малих језичких модела који се извршавају локално, у домену безбедносног инжењерства софтвера, уз класификатор потврђен људском анотацијом. Појава зависи од модела и није универзална; изражена је код агресивније поравнатих модела, а сконцентрисана на захтеве под притиском и двонаменске формулације. Порез поравнања плаћа се кроз одбијање, а не кроз квалитет одговора. Квантизација нема поуздан утицај у опсегу од осмобитне до тробитне прецизности, а тек двобитно сажимање нарушава безбедност. Одбијање је контекстуално, а не лексичко.</w:t>
+      </w:r>
+    </w:p>
+    <w:p>
+      <w:pPr>
+        <w:jc w:val="both"/>
+        <w:spacing w:before="0" w:after="60" w:line="240" w:lineRule="auto"/>
+        <w:rPr>
+          <w:sz w:val="20"/>
+          <w:szCs w:val="20"/>
+        </w:rPr>
+      </w:pPr>
+      <w:r>
+        <w:rPr>
+          <w:sz w:val="20"/>
+          <w:szCs w:val="20"/>
+        </w:rPr>
+        <w:t xml:space="preserve">Одбрамбени системски захтев, као бесплатна интервенција, помера прекомерно одбијање наниже (код модела gemma2 са 16 на 7 одсто, гранично значајно) не нарушавајући безбедност. Практична препорука за локалну примену под ограничењима заштите података јесте модел qwen2.5-7B-instruct, уз брже четворобитне тежине без губитка. Правци даљег рада обухватају захтеве прилагођене моделу и дијалог са тражењем појашњења намере.</w:t>
       </w:r>
     </w:p>
     <w:p>

--- a/docs/paper/Zbornik_BorisLetic.docx
+++ b/docs/paper/Zbornik_BorisLetic.docx
@@ -41,7 +41,7 @@
                 <w:lang w:val="en-US"/>
               </w:rPr>
               <w:drawing>
-                <wp:inline distT="0" distB="0" distL="0" distR="0" wp14:anchorId="305987D4" wp14:editId="75BC99D1">
+                <wp:inline distT="0" distB="0" distL="0" distR="0" wp14:anchorId="459F16B2" wp14:editId="03367705">
                   <wp:extent cx="409575" cy="447675"/>
                   <wp:effectExtent l="0" t="0" r="9525" b="9525"/>
                   <wp:docPr id="2" name="Picture 2"/>
@@ -108,19 +108,7 @@
               <w:rPr>
                 <w:szCs w:val="26"/>
               </w:rPr>
-              <w:t>Зборник радова Факултета техничких наука, Нови</w:t>
-            </w:r>
-            <w:r>
-              <w:rPr>
-                <w:szCs w:val="26"/>
-              </w:rPr>
-              <w:t xml:space="preserve"> </w:t>
-            </w:r>
-            <w:r>
-              <w:rPr>
-                <w:szCs w:val="26"/>
-              </w:rPr>
-              <w:t>Сад</w:t>
+              <w:t>Зборник радова Факултета техничких наука, Нови Сад</w:t>
             </w:r>
           </w:p>
         </w:tc>
@@ -129,94 +117,22 @@
     <w:p>
       <w:pPr>
         <w:pStyle w:val="5-"/>
-        <w:rPr>
-          <w:lang w:val="sr-Latn-CS"/>
-        </w:rPr>
-      </w:pPr>
-      <w:r>
-        <w:t>УДК</w:t>
-      </w:r>
-      <w:r>
-        <w:t>:</w:t>
-      </w:r>
-      <w:r>
-        <w:t xml:space="preserve"> (</w:t>
-      </w:r>
-      <w:r>
-        <w:rPr>
-          <w:lang w:val="sr-Latn-CS"/>
-        </w:rPr>
-        <w:t xml:space="preserve">Уписује </w:t>
-      </w:r>
-      <w:r>
-        <w:rPr>
-          <w:lang w:val="sr-Latn-CS"/>
-        </w:rPr>
-        <w:t>редакција</w:t>
-      </w:r>
-      <w:r>
-        <w:rPr>
-          <w:lang w:val="sr-Latn-CS"/>
-        </w:rPr>
-        <w:t xml:space="preserve">, оставити </w:t>
-      </w:r>
-      <w:r>
-        <w:rPr>
-          <w:lang w:val="sr-Latn-CS"/>
-        </w:rPr>
-        <w:t>овај</w:t>
-      </w:r>
-      <w:r>
-        <w:rPr>
-          <w:lang w:val="sr-Latn-CS"/>
-        </w:rPr>
-        <w:t xml:space="preserve"> ред)</w:t>
+      </w:pPr>
+      <w:r>
+        <w:t>УДК: (Уписује редакција, оставити овај ред)</w:t>
       </w:r>
     </w:p>
     <w:p>
       <w:pPr>
         <w:pStyle w:val="5-"/>
-        <w:rPr>
-          <w:lang w:val="sr-Latn-CS"/>
-        </w:rPr>
-      </w:pPr>
-      <w:r>
-        <w:rPr>
-          <w:lang w:val="sr-Latn-CS"/>
-        </w:rPr>
-        <w:t xml:space="preserve">ДОИ: </w:t>
-      </w:r>
-      <w:r>
-        <w:rPr>
-          <w:lang w:val="sr-Latn-CS"/>
-        </w:rPr>
-        <w:t>(</w:t>
-      </w:r>
-      <w:r>
-        <w:rPr>
-          <w:lang w:val="sr-Latn-CS"/>
-        </w:rPr>
-        <w:t xml:space="preserve">Уписује редакција, оставити </w:t>
-      </w:r>
-      <w:r>
-        <w:rPr>
-          <w:lang w:val="sr-Latn-CS"/>
-        </w:rPr>
-        <w:t>овај</w:t>
-      </w:r>
-      <w:r>
-        <w:rPr>
-          <w:lang w:val="sr-Latn-CS"/>
-        </w:rPr>
-        <w:t xml:space="preserve"> ред)</w:t>
+      </w:pPr>
+      <w:r>
+        <w:t>ДОИ: (Уписује редакција, оставити овај ред)</w:t>
       </w:r>
     </w:p>
     <w:p>
       <w:pPr>
         <w:pStyle w:val="5-"/>
-        <w:rPr>
-          <w:lang w:val="sr-Latn-CS"/>
-        </w:rPr>
       </w:pPr>
     </w:p>
     <w:p>
@@ -224,16 +140,7 @@
         <w:pStyle w:val="6-"/>
       </w:pPr>
       <w:r>
-        <w:t xml:space="preserve">ПРЕКОМЕРНО ОДБИЈАЊЕ И </w:t>
-      </w:r>
-      <w:r>
-        <w:rPr>
-          <w:lang w:val="sr-Cyrl-RS"/>
-        </w:rPr>
-        <w:t>КОМПРОМИС ИЗМЕЂУ УСКЛАЂЕНОСТИ И КОРИСНОСТИ</w:t>
-      </w:r>
-      <w:r>
-        <w:t xml:space="preserve"> КОД РЕСУРСНО ОГРАНИЧЕНИХ ЛОКАЛНИХ ЈЕЗИЧКИХ МОДЕЛА</w:t>
+        <w:t>ПРЕКОМЕРНО ОДБИЈАЊЕ И КОМПРОМИС ИЗМЕЂУ ПОРАВНАЊА И КОРИСНОСТИ КОД РЕСУРСНО ОГРАНИЧЕНИХ ЛОКАЛНИХ ЈЕЗИЧКИХ МОДЕЛА</w:t>
       </w:r>
     </w:p>
     <w:p>
@@ -2332,22 +2239,7 @@
           <w:sz w:val="18"/>
           <w:szCs w:val="18"/>
         </w:rPr>
-        <w:t>Контакт: borisletic</w:t>
-      </w:r>
-      <w:r>
-        <w:rPr>
-          <w:sz w:val="18"/>
-          <w:szCs w:val="18"/>
-          <w:lang w:val="sr-Cyrl-RS"/>
-        </w:rPr>
-        <w:t>2</w:t>
-      </w:r>
-      <w:r>
-        <w:rPr>
-          <w:sz w:val="18"/>
-          <w:szCs w:val="18"/>
-        </w:rPr>
-        <w:t>001@gmail.com</w:t>
+        <w:t>Контакт: borisletic2001@gmail.com</w:t>
       </w:r>
     </w:p>
     <w:sectPr>

--- a/docs/paper/Zbornik_BorisLetic.docx
+++ b/docs/paper/Zbornik_BorisLetic.docx
@@ -210,7 +210,16 @@
         <w:t xml:space="preserve">Кратак садржај – </w:t>
       </w:r>
       <w:r>
-        <w:t>Безбедносно поравнање учи језичке моделе да одбијају штетне захтеве, али производи и нежељену појаву прекомерног одбијања, у којој модел одбија и безазлене захтеве сличне формулације. У домену безбедносног инжењерства софтвера то је препрека примени, јер је речник напада истовремено и речник одбране. У раду је оцењено шест малих модела који се извршавају локално на графичкој картици са 8 GB меморије, уз наменски скуп података и мерило XSTest. Класификатор одбијања потврђен је људском анотацијом (Коенова капа 0,716). Утврђено је да се порез поравнања плаћа кроз одбијање, а не кроз квалитет одговора, да је квантизација бихевиорално неутрална од осмобитне до тробитне прецизности, а да тек двобитна нарушава безбедност, и да је прекомерно одбијање контекстуално, а не лексичко.</w:t>
+        <w:t xml:space="preserve">Безбедносно поравнање учи језичке моделе да одбијају штетне захтеве, али производи и нежељену појаву прекомерног одбијања, у којој модел одбија и безазлене захтеве сличне формулације. У домену безбедносног инжењерства софтвера то је препрека примени, јер је речник напада истовремено и речник одбране. У раду је оцењено шест малих модела који се извршавају локално на графичкој картици са 8 GB меморије, уз наменски скуп података и мерило XSTest. Класификатор одбијања потврђен је људском анотацијом (Коенова капа 0,716). Утврђено је да се порез поравнања плаћа кроз одбијање, а не кроз квалитет одговора, да је </w:t>
+      </w:r>
+      <w:r>
+        <w:t>квантизација безбедносно неутрална од осмобитне</w:t>
+      </w:r>
+      <w:r>
+        <w:t xml:space="preserve"> </w:t>
+      </w:r>
+      <w:r>
+        <w:t>до тробитне прецизности, а да тек двобитна нарушава безбедност, и да је прекомерно одбијање контекстуално, а не лексичко.</w:t>
       </w:r>
     </w:p>
     <w:p>
@@ -236,7 +245,19 @@
         <w:rPr>
           <w:i/>
         </w:rPr>
-        <w:t>Safety alignment teaches language models to refuse harmful requests, but it also produces over-refusal, where benign requests with similar wording are declined. In security software engineering this blocks adoption, since the vocabulary of attack is also the vocabulary of defence. This paper evaluates six small models running locally on an 8 GB GPU, using a purpose-built dataset alongside XSTest. The refusal classifier was validated against human labels (Cohen's kappa 0.716). We find that the alignment tax is paid through refusal rather than answer quality, that quantization is behaviourally neutral from 8-bit down to 3-bit while 2-bit erodes safety, and that over-refusal is contextual rather than lexical.</w:t>
+        <w:t xml:space="preserve">Safety alignment teaches language models to refuse harmful requests, but it also produces over-refusal, where benign requests with similar wording are declined. In security software engineering this blocks adoption, since the vocabulary of attack is also the vocabulary of defence. This paper evaluates six small models running locally on an 8 GB GPU, using a purpose-built dataset alongside XSTest. The refusal classifier was validated against human labels (Cohen's kappa 0.716). We find that the alignment tax is paid through refusal rather than answer quality, that </w:t>
+      </w:r>
+      <w:r>
+        <w:rPr>
+          <w:i/>
+        </w:rPr>
+        <w:t>quantization is safety-neutral from 8-bit</w:t>
+      </w:r>
+      <w:r>
+        <w:rPr>
+          <w:i/>
+        </w:rPr>
+        <w:t xml:space="preserve"> down to 3-bit while 2-bit erodes safety, and that over-refusal is contextual rather than lexical.</w:t>
       </w:r>
     </w:p>
     <w:p>
@@ -720,7 +741,16 @@
         <w:pStyle w:val="0-"/>
       </w:pPr>
       <w:r>
-        <w:t>Испитано је шест конфигурација: mistral-7B као слабо поравната основа, phi-3.5-mini као најмањи модел, gemma2-9B-instruct, те qwen2.5-7B-instruct и llama3.1-8B-instruct, оба у четворобитној и осмобитној прецизности ради поређења квантизације. Инференција се одвија локално преко алата Ollama, на графичкој картици NVIDIA RTX 4060 са 8 GB меморије.</w:t>
+        <w:t xml:space="preserve">Испитано је шест конфигурација: mistral-7B као слабо поравната основа, phi-3.5-mini као најмањи модел, gemma2-9B-instruct, </w:t>
+      </w:r>
+      <w:r>
+        <w:t>те qwen2.5-7B-instruct и llama3.1-8B-instruct, код којих су обе прецизности поређене ради испитивања квантизације.</w:t>
+      </w:r>
+      <w:r>
+        <w:t xml:space="preserve"> </w:t>
+      </w:r>
+      <w:r>
+        <w:t>Инференција се одвија локално преко алата Ollama, на графичкој картици NVIDIA RTX 4060 са 8 GB меморије.</w:t>
       </w:r>
     </w:p>
     <w:p>
@@ -745,16 +775,19 @@
         <w:pStyle w:val="0-"/>
       </w:pPr>
       <w:r>
-        <w:t xml:space="preserve">Класификација се одвија у две фазе. Прва је хеуристика заснована на регуларним изразима, која препознаје карактеристичне почетке одбијања, сигнале преусмеравања и сигнале удовољавања, и враћа степен </w:t>
+        <w:t xml:space="preserve">Класификација се одвија у две фазе. Прва је хеуристика заснована на регуларним изразима, која препознаје карактеристичне почетке одбијања, сигнале преусмеравања и сигнале удовољавања, и враћа степен поузданости. За случајеве са ниском поузданошћу </w:t>
       </w:r>
       <w:r>
         <w:lastRenderedPageBreak/>
-        <w:t>поузданости. За случајеве са ниском поузданошћу позива се модел судија, коме се прослеђују захтев и одговор уз упутство да врати једну реч као ознаку.</w:t>
-      </w:r>
-    </w:p>
-    <w:p>
-      <w:pPr>
-        <w:pStyle w:val="0-"/>
+        <w:t>позива се модел судија, коме се прослеђују захтев и одговор уз упутство да врати једну реч као ознаку.</w:t>
+      </w:r>
+    </w:p>
+    <w:p>
+      <w:pPr>
+        <w:pStyle w:val="0-"/>
+        <w:rPr>
+          <w:lang w:val="sr-Cyrl-RS"/>
+        </w:rPr>
       </w:pPr>
       <w:r>
         <w:t>Ради избора класификатора припремљен је узорак од 90 ставки, обогаћен случајевима неслагања, који је означио човек. Резултат тог поређења показао се као један од најважнијих налаза рада.</w:t>
@@ -1079,9 +1112,20 @@
     <w:p>
       <w:pPr>
         <w:pStyle w:val="0-"/>
-      </w:pPr>
-      <w:r>
-        <w:t>Хеуристика има савршену прецизност, али открива свега 12 одсто стварних одбијања, јер јој измичу блага одбијања и преусмеравања. Хибридни класификатор је уравнотежен, са Коеновом капом од 0,716, па су све даље вредности рачунате њиме. Шира порука јесте да свака студија која одбијања броји чисто лексичким правилима систематски их потцењује.</w:t>
+        <w:rPr>
+          <w:lang w:val="sr-Cyrl-RS"/>
+        </w:rPr>
+      </w:pPr>
+      <w:r>
+        <w:t xml:space="preserve">Хеуристика има савршену прецизност, али открива свега 12 одсто стварних одбијања, јер јој измичу блага одбијања и преусмеравања. Хибридни класификатор је уравнотежен, са Коеновом капом од 0,716, па су све даље вредности рачунате њиме. </w:t>
+      </w:r>
+    </w:p>
+    <w:p>
+      <w:pPr>
+        <w:pStyle w:val="0-"/>
+      </w:pPr>
+      <w:r>
+        <w:t>Шира порука јесте да свака студија која одбијања броји чисто лексичким правилима систематски их потцењује.</w:t>
       </w:r>
     </w:p>
     <w:p>
@@ -1096,22 +1140,47 @@
     <w:p>
       <w:pPr>
         <w:pStyle w:val="0-"/>
-      </w:pPr>
-      <w:r>
-        <w:t>Прекомерно одбијање у безбедносном домену није универзално, већ изразито зависи од модела. Код модела gemma2 и llama3.1 стопа лажног одбијања на сопственом скупу, рачуната преко изворних 42 безазлена захтева на којима су оба мерила поређена, износи 23,8 односно 35,7 одсто и премашује вредности на мерилу XSTest, које износе 22,4 односно 10,8 одсто. Код тих модела безбедносни контекст изазива више одбијања него општи захтеви.</w:t>
-      </w:r>
-    </w:p>
-    <w:p>
-      <w:pPr>
-        <w:pStyle w:val="0-"/>
-      </w:pPr>
-      <w:r>
-        <w:t>Код модела qwen2.5, mistral и phi-3.5 однос је обрнут: стопа у безбедносном домену креће се од 0 до 4,8 одсто и нижа је од њихове стопе на мерилу XSTest, која иде од 8,4 до 12,8 одсто. Ти модели удобно подносе безбедносни речник, а више одбијају опште осетљиве теме.</w:t>
-      </w:r>
-    </w:p>
-    <w:p>
-      <w:pPr>
-        <w:pStyle w:val="0-"/>
+        <w:rPr>
+          <w:lang w:val="sr-Cyrl-RS"/>
+        </w:rPr>
+      </w:pPr>
+      <w:r>
+        <w:t xml:space="preserve">Прекомерно одбијање у безбедносном домену није универзално, већ изразито зависи од модела. Поређење је рачунато на изворних 42 безазлена захтева, на којима су оба мерила упоредива. </w:t>
+      </w:r>
+    </w:p>
+    <w:p>
+      <w:pPr>
+        <w:pStyle w:val="0-"/>
+        <w:rPr>
+          <w:lang w:val="sr-Cyrl-RS"/>
+        </w:rPr>
+      </w:pPr>
+      <w:r>
+        <w:t xml:space="preserve">Само код модела llama3.1 стопа у домену поуздано премашује ону на мерилу XSTest - 35,7 наспрам 10,8 одсто (Фишеров тест, p = 0,0001). </w:t>
+      </w:r>
+    </w:p>
+    <w:p>
+      <w:pPr>
+        <w:pStyle w:val="0-"/>
+      </w:pPr>
+      <w:r>
+        <w:t>Код модела gemma2 вредности се практично поклапају, 23,8 наспрам 22,4 одсто (p = 0,843).</w:t>
+      </w:r>
+    </w:p>
+    <w:p>
+      <w:pPr>
+        <w:pStyle w:val="0-"/>
+      </w:pPr>
+      <w:r>
+        <w:t>Код модела qwen2.5, mistral и phi-3.5 однос је обрнут - од 0 до 4,8 одсто у домену наспрам 8,4 до 12,8 одсто на мерилу XSTest - али је поуздана само разлика код модела mistral (p = 0,020).</w:t>
+      </w:r>
+    </w:p>
+    <w:p>
+      <w:pPr>
+        <w:pStyle w:val="0-"/>
+        <w:rPr>
+          <w:lang w:val="sr-Cyrl-RS"/>
+        </w:rPr>
       </w:pPr>
       <w:r>
         <w:t xml:space="preserve">Полазна претпоставка да је безбедносни домен по себи подложнији прекомерном одбијању стога није потврђена у општем облику </w:t>
@@ -1120,7 +1189,32 @@
         <w:t>-</w:t>
       </w:r>
       <w:r>
-        <w:t xml:space="preserve"> важи само за агресивније поравнате моделе. Још важније, појава је готово у потпуности сконцентрисана на отежани ниво: на основном нивоу сви модели имају стопу нула, осим модела llama3.1 са 8,3 одсто. То потврђује дизајн скупа са два нивоа </w:t>
+        <w:t xml:space="preserve"> </w:t>
+      </w:r>
+      <w:r>
+        <w:t>важи само за модел llama3.1</w:t>
+      </w:r>
+      <w:r>
+        <w:t xml:space="preserve">. </w:t>
+      </w:r>
+    </w:p>
+    <w:p>
+      <w:pPr>
+        <w:pStyle w:val="0-"/>
+        <w:rPr>
+          <w:lang w:val="sr-Cyrl-RS"/>
+        </w:rPr>
+      </w:pPr>
+      <w:r>
+        <w:t xml:space="preserve">Још важније, појава је готово у потпуности сконцентрисана на отежани ниво: на основном нивоу сви модели имају стопу нула, осим модела llama3.1 са 8,3 одсто. </w:t>
+      </w:r>
+    </w:p>
+    <w:p>
+      <w:pPr>
+        <w:pStyle w:val="0-"/>
+      </w:pPr>
+      <w:r>
+        <w:t xml:space="preserve">То потврђује дизајн скупа са два нивоа </w:t>
       </w:r>
       <w:r>
         <w:t>-</w:t>
@@ -1145,6 +1239,11 @@
       <w:r>
         <w:t>Табела 3 приказује основне мере на скупу Security-SWE. Стопа лажног одбијања дата је за отежани ниво, где се појава готово у потпуности налази.</w:t>
       </w:r>
+    </w:p>
+    <w:p>
+      <w:pPr>
+        <w:pStyle w:val="0-"/>
+      </w:pPr>
     </w:p>
     <w:p>
       <w:pPr>
@@ -1781,7 +1880,13 @@
         <w:pStyle w:val="0-"/>
       </w:pPr>
       <w:r>
-        <w:t>Утицај квантизације испитан је дуж прецизносне лествице Q8 → Q4 → Q3 → Q2, уз понављања по температури. У опсегу од осмобитне до тробитне прецизности нема поузданог утицаја ни на прекомерно одбијање ни на безбедност; привидна предност осмобитне варијанте од 12,5 поена при температури нула нестаје под узорковањем.</w:t>
+        <w:t xml:space="preserve">Утицај квантизације испитан је дуж прецизносне лествице Q8 → Q4 → Q3 → Q2, уз понављања по температури. </w:t>
+      </w:r>
+      <w:r>
+        <w:t>У опсегу од осмобитне до тробитне прецизности нема поузданог утицаја на безбедност, док прекомерно одбијање код породице llama3.1 поуздано опада испод четворобитне прецизности</w:t>
+      </w:r>
+      <w:r>
+        <w:t>; привидна предност осмобитне варијанте од 12,5 поена при температури нула нестаје под узорковањем.</w:t>
       </w:r>
     </w:p>
     <w:p>
@@ -2157,11 +2262,11 @@
         <w:t>-</w:t>
       </w:r>
       <w:r>
-        <w:t xml:space="preserve"> механизам „опасне речи“ код испитиваних модела у великој мери је превазиђен. То објашњава и однос </w:t>
+        <w:t xml:space="preserve"> механизам „опасне речи“ код испитиваних модела у </w:t>
       </w:r>
       <w:r>
         <w:lastRenderedPageBreak/>
-        <w:t>према домену: сопствени скуп богат је речима окидачима, али је тематски легитиман, па се лексичко одбијање не активира, а преостала одбијања јављају се код контекстуално спорних формулација отежаног нивоа, где и људски рецензент може да оклева.</w:t>
+        <w:t>великој мери је превазиђен. То објашњава и однос према домену: сопствени скуп богат је речима окидачима, али је тематски легитиман, па се лексичко одбијање не активира, а преостала одбијања јављају се код контекстуално спорних формулација отежаног нивоа, где и људски рецензент може да оклева.</w:t>
       </w:r>
     </w:p>
     <w:p>
@@ -2256,10 +2361,10 @@
         <w:pStyle w:val="0-"/>
       </w:pPr>
       <w:r>
-        <w:t xml:space="preserve">И судија за одбијања и основни оцењивач корисности јесу модел qwen2.5-7B, који се појављује и међу испитиваним моделима. Тај ризик је проверен независним оцењивачем (gemma2-9B), који се снажно слаже са основним (Пирсонова корелација 0,85) и моделу qwen додељује нешто нижу, а не вишу оцену. </w:t>
-      </w:r>
-      <w:r>
-        <w:t>Најзад, мерења су на енглеском језику и на моделима до девет милијарди параметара, па се не могу пренети на веће моделе без поновног мерења.</w:t>
+        <w:t xml:space="preserve">И судија за одбијања и основни оцењивач корисности јесу модел qwen2.5-7B, који се појављује и међу испитиваним моделима. Тај ризик је проверен независним оцењивачем (gemma2-9B), који се снажно слаже са основним (Пирсонова корелација 0,85) и </w:t>
+      </w:r>
+      <w:r>
+        <w:t>моделу qwen додељује нешто нижу, а не вишу оцену. Најзад, мерења су на енглеском језику и на моделима до девет милијарди параметара, па се не могу пренети на веће моделе без поновног мерења.</w:t>
       </w:r>
     </w:p>
     <w:p>
@@ -2276,7 +2381,13 @@
         <w:pStyle w:val="0-"/>
       </w:pPr>
       <w:r>
-        <w:t>У раду је спроведена систематска процена прекомерног одбијања код шест малих језичких модела који се извршавају локално, у домену безбедносног инжењерства софтвера, уз класификатор потврђен људском анотацијом. Појава зависи од модела и није универзална; изражена је код агресивније поравнатих модела, а сконцентрисана на захтеве под притиском и двонаменске формулације. Порез поравнања плаћа се кроз одбијање, а не кроз квалитет одговора. Квантизација нема поуздан утицај у опсегу од осмобитне до тробитне прецизности, а тек двобитно сажимање нарушава безбедност. Одбијање је контекстуално, а не лексичко.</w:t>
+        <w:t xml:space="preserve">У раду је спроведена систематска процена прекомерног одбијања код шест малих језичких модела који се извршавају локално, у домену безбедносног инжењерства софтвера, уз класификатор потврђен људском анотацијом. Појава зависи од модела и није универзална; изражена је код агресивније поравнатих модела, а сконцентрисана на захтеве под притиском и двонаменске формулације. Порез поравнања плаћа се кроз одбијање, а не кроз квалитет одговора. </w:t>
+      </w:r>
+      <w:r>
+        <w:t>Квантизација не нарушава безбедност у опсегу од осмобитне до тробитне прецизности, а тек двобитно сажимање је нарушава</w:t>
+      </w:r>
+      <w:r>
+        <w:t>. Одбијање је контекстуално, а не лексичко.</w:t>
       </w:r>
     </w:p>
     <w:p>
@@ -2399,7 +2510,35 @@
           <w:sz w:val="18"/>
           <w:szCs w:val="18"/>
         </w:rPr>
-        <w:t>Борис Летић рођен је у Брчком 2001. год. Основне академске студије на Факултету техничких наука из области Рачунарства и аутоматике завршио је 2025. год. Мастер рад на истом факултету одбранио је 2026. год.</w:t>
+        <w:t>Борис Летић рођен је у Брчком 2001. год. Основне академске студије на Факултету техничких наука</w:t>
+      </w:r>
+      <w:r>
+        <w:rPr>
+          <w:sz w:val="18"/>
+          <w:szCs w:val="18"/>
+        </w:rPr>
+        <w:t xml:space="preserve"> </w:t>
+      </w:r>
+      <w:r>
+        <w:rPr>
+          <w:sz w:val="18"/>
+          <w:szCs w:val="18"/>
+        </w:rPr>
+        <w:t>завршио је 2025. год.</w:t>
+      </w:r>
+      <w:r>
+        <w:rPr>
+          <w:sz w:val="18"/>
+          <w:szCs w:val="18"/>
+        </w:rPr>
+        <w:t xml:space="preserve"> </w:t>
+      </w:r>
+      <w:r>
+        <w:rPr>
+          <w:sz w:val="18"/>
+          <w:szCs w:val="18"/>
+        </w:rPr>
+        <w:t>Мастер рад на истом факултету одбранио је 2026. год.</w:t>
       </w:r>
     </w:p>
     <w:p>

--- a/docs/paper/Zbornik_BorisLetic.docx
+++ b/docs/paper/Zbornik_BorisLetic.docx
@@ -119,7 +119,47 @@
         <w:pStyle w:val="5-"/>
       </w:pPr>
       <w:r>
-        <w:t>УДК: (Уписује редакција, оставити овај ред)</w:t>
+        <w:t>УДК: (</w:t>
+      </w:r>
+      <w:proofErr w:type="spellStart"/>
+      <w:r>
+        <w:t>Уписује</w:t>
+      </w:r>
+      <w:proofErr w:type="spellEnd"/>
+      <w:r>
+        <w:t xml:space="preserve"> </w:t>
+      </w:r>
+      <w:proofErr w:type="spellStart"/>
+      <w:r>
+        <w:t>редакција</w:t>
+      </w:r>
+      <w:proofErr w:type="spellEnd"/>
+      <w:r>
+        <w:t xml:space="preserve">, </w:t>
+      </w:r>
+      <w:proofErr w:type="spellStart"/>
+      <w:r>
+        <w:t>оставити</w:t>
+      </w:r>
+      <w:proofErr w:type="spellEnd"/>
+      <w:r>
+        <w:t xml:space="preserve"> </w:t>
+      </w:r>
+      <w:proofErr w:type="spellStart"/>
+      <w:r>
+        <w:t>овај</w:t>
+      </w:r>
+      <w:proofErr w:type="spellEnd"/>
+      <w:r>
+        <w:t xml:space="preserve"> </w:t>
+      </w:r>
+      <w:proofErr w:type="spellStart"/>
+      <w:r>
+        <w:t>ред</w:t>
+      </w:r>
+      <w:proofErr w:type="spellEnd"/>
+      <w:r>
+        <w:t>)</w:t>
       </w:r>
     </w:p>
     <w:p>
@@ -127,7 +167,47 @@
         <w:pStyle w:val="5-"/>
       </w:pPr>
       <w:r>
-        <w:t>ДОИ: (Уписује редакција, оставити овај ред)</w:t>
+        <w:t>ДОИ: (</w:t>
+      </w:r>
+      <w:proofErr w:type="spellStart"/>
+      <w:r>
+        <w:t>Уписује</w:t>
+      </w:r>
+      <w:proofErr w:type="spellEnd"/>
+      <w:r>
+        <w:t xml:space="preserve"> </w:t>
+      </w:r>
+      <w:proofErr w:type="spellStart"/>
+      <w:r>
+        <w:t>редакција</w:t>
+      </w:r>
+      <w:proofErr w:type="spellEnd"/>
+      <w:r>
+        <w:t xml:space="preserve">, </w:t>
+      </w:r>
+      <w:proofErr w:type="spellStart"/>
+      <w:r>
+        <w:t>оставити</w:t>
+      </w:r>
+      <w:proofErr w:type="spellEnd"/>
+      <w:r>
+        <w:t xml:space="preserve"> </w:t>
+      </w:r>
+      <w:proofErr w:type="spellStart"/>
+      <w:r>
+        <w:t>овај</w:t>
+      </w:r>
+      <w:proofErr w:type="spellEnd"/>
+      <w:r>
+        <w:t xml:space="preserve"> </w:t>
+      </w:r>
+      <w:proofErr w:type="spellStart"/>
+      <w:r>
+        <w:t>ред</w:t>
+      </w:r>
+      <w:proofErr w:type="spellEnd"/>
+      <w:r>
+        <w:t>)</w:t>
       </w:r>
     </w:p>
     <w:p>
@@ -491,7 +571,102 @@
         <w:t>-</w:t>
       </w:r>
       <w:r>
-        <w:t xml:space="preserve"> сви модели удовољили су свима, дајући стопу одбијања од нула процената. Због тога је додат отежани ниво безазлених захтева, формулисаних тако да изазову одбијање, а да остану легитимни: под притиском хитности, у улози нападача ради писања правила за детекцију, на сопственом систему, у оквиру одобреног ангажмана или уз тражење стварних терета ради одбрамбеног испитивања. Ниво је првобитно садржао 18 захтева, а затим је проширен на 100 да би интервали поверења били ужи. Двадесет пет захтева носи ознаку спорности; независна друга анотација узорка од 60 ставки дала је Коенову капу од 0,58 [7], а девет од дванаест неслагања пада управо на спорне ставке.</w:t>
+        <w:t xml:space="preserve"> </w:t>
+      </w:r>
+      <w:proofErr w:type="spellStart"/>
+      <w:r>
+        <w:rPr>
+          <w:lang w:val="en-GB"/>
+        </w:rPr>
+        <w:t>оба</w:t>
+      </w:r>
+      <w:proofErr w:type="spellEnd"/>
+      <w:r>
+        <w:rPr>
+          <w:lang w:val="en-GB"/>
+        </w:rPr>
+        <w:t xml:space="preserve"> </w:t>
+      </w:r>
+      <w:proofErr w:type="spellStart"/>
+      <w:r>
+        <w:rPr>
+          <w:lang w:val="en-GB"/>
+        </w:rPr>
+        <w:t>тада</w:t>
+      </w:r>
+      <w:proofErr w:type="spellEnd"/>
+      <w:r>
+        <w:rPr>
+          <w:lang w:val="en-GB"/>
+        </w:rPr>
+        <w:t xml:space="preserve"> </w:t>
+      </w:r>
+      <w:proofErr w:type="spellStart"/>
+      <w:r>
+        <w:rPr>
+          <w:lang w:val="en-GB"/>
+        </w:rPr>
+        <w:t>испитана</w:t>
+      </w:r>
+      <w:proofErr w:type="spellEnd"/>
+      <w:r>
+        <w:rPr>
+          <w:lang w:val="en-GB"/>
+        </w:rPr>
+        <w:t xml:space="preserve"> </w:t>
+      </w:r>
+      <w:proofErr w:type="spellStart"/>
+      <w:r>
+        <w:rPr>
+          <w:lang w:val="en-GB"/>
+        </w:rPr>
+        <w:t>модела</w:t>
+      </w:r>
+      <w:proofErr w:type="spellEnd"/>
+      <w:r>
+        <w:rPr>
+          <w:lang w:val="en-GB"/>
+        </w:rPr>
+        <w:t xml:space="preserve"> </w:t>
+      </w:r>
+      <w:proofErr w:type="spellStart"/>
+      <w:r>
+        <w:rPr>
+          <w:lang w:val="en-GB"/>
+        </w:rPr>
+        <w:t>удовољила</w:t>
+      </w:r>
+      <w:proofErr w:type="spellEnd"/>
+      <w:r>
+        <w:rPr>
+          <w:lang w:val="en-GB"/>
+        </w:rPr>
+        <w:t xml:space="preserve"> </w:t>
+      </w:r>
+      <w:proofErr w:type="spellStart"/>
+      <w:r>
+        <w:rPr>
+          <w:lang w:val="en-GB"/>
+        </w:rPr>
+        <w:t>су</w:t>
+      </w:r>
+      <w:proofErr w:type="spellEnd"/>
+      <w:r>
+        <w:rPr>
+          <w:lang w:val="en-GB"/>
+        </w:rPr>
+        <w:t xml:space="preserve"> </w:t>
+      </w:r>
+      <w:proofErr w:type="spellStart"/>
+      <w:r>
+        <w:rPr>
+          <w:lang w:val="en-GB"/>
+        </w:rPr>
+        <w:t>свима</w:t>
+      </w:r>
+      <w:proofErr w:type="spellEnd"/>
+      <w:r>
+        <w:t>, дајући стопу одбијања од нула процената. Због тога је додат отежани ниво безазлених захтева, формулисаних тако да изазову одбијање, а да остану легитимни: под притиском хитности, у улози нападача ради писања правила за детекцију, на сопственом систему, у оквиру одобреног ангажмана или уз тражење стварних терета ради одбрамбеног испитивања. Ниво је првобитно садржао 18 захтева, а затим је проширен на 100 да би интервали поверења били ужи. Двадесет пет захтева носи ознаку спорности; независна друга анотација узорка од 60 ставки дала је Коенову капу од 0,58 [7], а девет од дванаест неслагања пада управо на спорне ставке.</w:t>
       </w:r>
     </w:p>
     <w:p>
@@ -499,9 +674,35 @@
         <w:pStyle w:val="Caption"/>
         <w:keepNext/>
       </w:pPr>
-      <w:r>
-        <w:t>Табела 1. Примери упарених захтева</w:t>
-      </w:r>
+      <w:proofErr w:type="spellStart"/>
+      <w:r>
+        <w:t>Табела</w:t>
+      </w:r>
+      <w:proofErr w:type="spellEnd"/>
+      <w:r>
+        <w:t xml:space="preserve"> 1. </w:t>
+      </w:r>
+      <w:proofErr w:type="spellStart"/>
+      <w:r>
+        <w:t>Примери</w:t>
+      </w:r>
+      <w:proofErr w:type="spellEnd"/>
+      <w:r>
+        <w:t xml:space="preserve"> </w:t>
+      </w:r>
+      <w:proofErr w:type="spellStart"/>
+      <w:r>
+        <w:t>упарених</w:t>
+      </w:r>
+      <w:proofErr w:type="spellEnd"/>
+      <w:r>
+        <w:t xml:space="preserve"> </w:t>
+      </w:r>
+      <w:proofErr w:type="spellStart"/>
+      <w:r>
+        <w:t>захтева</w:t>
+      </w:r>
+      <w:proofErr w:type="spellEnd"/>
     </w:p>
     <w:tbl>
       <w:tblPr>
@@ -703,16 +904,10 @@
         <w:t xml:space="preserve">Скуп укупно садржи 148 захтева, од чега 124 безазлена (24 основна и 100 отежаних) и 24 штетна, </w:t>
       </w:r>
       <w:r>
-        <w:t>а формулације су црпљене из јавних извора, укључујући каталог слабости CWE [8] и базу C</w:t>
-      </w:r>
-      <w:r>
-        <w:t>V</w:t>
-      </w:r>
-      <w:r>
-        <w:t>E</w:t>
-      </w:r>
-      <w:r>
-        <w:t xml:space="preserve">. </w:t>
+        <w:t>а формулације основног нивоа црпљене су из јавних извора, укључујући каталог слабости CWE [8] и базу CVE.</w:t>
+      </w:r>
+      <w:r>
+        <w:t xml:space="preserve"> </w:t>
       </w:r>
       <w:r>
         <w:t>Евалуира се упоредо са мерилом XSTest (250 безбедних и 200 штетних). Основна унакрсна анализа шест модела на изворном скупу и мерилу XSTest обухвата 3096 генерисања, а проширени отежани ниво и прецизносна лествица подижу укупан број на преко осам хиљада.</w:t>
@@ -775,11 +970,11 @@
         <w:pStyle w:val="0-"/>
       </w:pPr>
       <w:r>
-        <w:t xml:space="preserve">Класификација се одвија у две фазе. Прва је хеуристика заснована на регуларним изразима, која препознаје карактеристичне почетке одбијања, сигнале преусмеравања и сигнале удовољавања, и враћа степен поузданости. За случајеве са ниском поузданошћу </w:t>
+        <w:t xml:space="preserve">Класификација се одвија у две фазе. Прва је хеуристика заснована на регуларним изразима, која препознаје карактеристичне почетке одбијања, сигнале преусмеравања и сигнале удовољавања, и враћа степен </w:t>
       </w:r>
       <w:r>
         <w:lastRenderedPageBreak/>
-        <w:t>позива се модел судија, коме се прослеђују захтев и одговор уз упутство да врати једну реч као ознаку.</w:t>
+        <w:t>поузданости. За случајеве са ниском поузданошћу позива се модел судија, коме се прослеђују захтев и одговор уз упутство да врати једну реч као ознаку.</w:t>
       </w:r>
     </w:p>
     <w:p>
@@ -822,10 +1017,99 @@
         <w:rPr>
           <w:lang w:val="en-GB"/>
         </w:rPr>
-        <w:t>16 до 44 одсто одговора, зависно од модела</w:t>
-      </w:r>
-      <w:r>
-        <w:t>, што збирне мере помера два до четири пута. Слагање са људском анотацијом приказано је у табели 2.</w:t>
+        <w:t xml:space="preserve">16 </w:t>
+      </w:r>
+      <w:proofErr w:type="spellStart"/>
+      <w:r>
+        <w:rPr>
+          <w:lang w:val="en-GB"/>
+        </w:rPr>
+        <w:t>до</w:t>
+      </w:r>
+      <w:proofErr w:type="spellEnd"/>
+      <w:r>
+        <w:rPr>
+          <w:lang w:val="en-GB"/>
+        </w:rPr>
+        <w:t xml:space="preserve"> 44 </w:t>
+      </w:r>
+      <w:proofErr w:type="spellStart"/>
+      <w:r>
+        <w:rPr>
+          <w:lang w:val="en-GB"/>
+        </w:rPr>
+        <w:t>одсто</w:t>
+      </w:r>
+      <w:proofErr w:type="spellEnd"/>
+      <w:r>
+        <w:rPr>
+          <w:lang w:val="en-GB"/>
+        </w:rPr>
+        <w:t xml:space="preserve"> </w:t>
+      </w:r>
+      <w:proofErr w:type="spellStart"/>
+      <w:r>
+        <w:rPr>
+          <w:lang w:val="en-GB"/>
+        </w:rPr>
+        <w:t>одговора</w:t>
+      </w:r>
+      <w:proofErr w:type="spellEnd"/>
+      <w:r>
+        <w:rPr>
+          <w:lang w:val="en-GB"/>
+        </w:rPr>
+        <w:t xml:space="preserve">, </w:t>
+      </w:r>
+      <w:proofErr w:type="spellStart"/>
+      <w:r>
+        <w:rPr>
+          <w:lang w:val="en-GB"/>
+        </w:rPr>
+        <w:t>зависно</w:t>
+      </w:r>
+      <w:proofErr w:type="spellEnd"/>
+      <w:r>
+        <w:rPr>
+          <w:lang w:val="en-GB"/>
+        </w:rPr>
+        <w:t xml:space="preserve"> </w:t>
+      </w:r>
+      <w:proofErr w:type="spellStart"/>
+      <w:r>
+        <w:rPr>
+          <w:lang w:val="en-GB"/>
+        </w:rPr>
+        <w:t>од</w:t>
+      </w:r>
+      <w:proofErr w:type="spellEnd"/>
+      <w:r>
+        <w:rPr>
+          <w:lang w:val="en-GB"/>
+        </w:rPr>
+        <w:t xml:space="preserve"> </w:t>
+      </w:r>
+      <w:proofErr w:type="spellStart"/>
+      <w:r>
+        <w:rPr>
+          <w:lang w:val="en-GB"/>
+        </w:rPr>
+        <w:t>модела</w:t>
+      </w:r>
+      <w:proofErr w:type="spellEnd"/>
+      <w:r>
+        <w:t xml:space="preserve">, што збирне мере помера </w:t>
+      </w:r>
+      <w:proofErr w:type="spellStart"/>
+      <w:r>
+        <w:rPr>
+          <w:lang w:val="en-GB"/>
+        </w:rPr>
+        <w:t>вишеструко</w:t>
+      </w:r>
+      <w:proofErr w:type="spellEnd"/>
+      <w:r>
+        <w:t>. Слагање са људском анотацијом приказано је у табели 2.</w:t>
       </w:r>
     </w:p>
     <w:p>
@@ -833,9 +1117,43 @@
         <w:pStyle w:val="Caption"/>
         <w:keepNext/>
       </w:pPr>
-      <w:r>
-        <w:t>Табела 2. Слагање класификатора са човеком</w:t>
-      </w:r>
+      <w:proofErr w:type="spellStart"/>
+      <w:r>
+        <w:t>Табела</w:t>
+      </w:r>
+      <w:proofErr w:type="spellEnd"/>
+      <w:r>
+        <w:t xml:space="preserve"> 2. </w:t>
+      </w:r>
+      <w:proofErr w:type="spellStart"/>
+      <w:r>
+        <w:t>Слагање</w:t>
+      </w:r>
+      <w:proofErr w:type="spellEnd"/>
+      <w:r>
+        <w:t xml:space="preserve"> </w:t>
+      </w:r>
+      <w:proofErr w:type="spellStart"/>
+      <w:r>
+        <w:t>класификатора</w:t>
+      </w:r>
+      <w:proofErr w:type="spellEnd"/>
+      <w:r>
+        <w:t xml:space="preserve"> </w:t>
+      </w:r>
+      <w:proofErr w:type="spellStart"/>
+      <w:r>
+        <w:t>са</w:t>
+      </w:r>
+      <w:proofErr w:type="spellEnd"/>
+      <w:r>
+        <w:t xml:space="preserve"> </w:t>
+      </w:r>
+      <w:proofErr w:type="spellStart"/>
+      <w:r>
+        <w:t>човеком</w:t>
+      </w:r>
+      <w:proofErr w:type="spellEnd"/>
     </w:p>
     <w:tbl>
       <w:tblPr>
@@ -1117,7 +1435,10 @@
         </w:rPr>
       </w:pPr>
       <w:r>
-        <w:t xml:space="preserve">Хеуристика има савршену прецизност, али открива свега 12 одсто стварних одбијања, јер јој измичу блага одбијања и преусмеравања. Хибридни класификатор је уравнотежен, са Коеновом капом од 0,716, па су све даље вредности рачунате њиме. </w:t>
+        <w:t>Хеуристика има савршену прецизност од 100 одсто, али открива свега 12 одсто стварних одбијања, јер јој измичу блага одбијања и преусмеравања</w:t>
+      </w:r>
+      <w:r>
+        <w:t xml:space="preserve">. Хибридни класификатор је уравнотежен, са Коеновом капом од 0,716, па су све даље вредности рачунате њиме. </w:t>
       </w:r>
     </w:p>
     <w:p>
@@ -1250,8 +1571,82 @@
         <w:pStyle w:val="Caption"/>
         <w:keepNext/>
       </w:pPr>
-      <w:r>
-        <w:t>Табела 3. Резултати на скупу Security-SWE (FRR отежани, n=100)</w:t>
+      <w:proofErr w:type="spellStart"/>
+      <w:r>
+        <w:t>Табела</w:t>
+      </w:r>
+      <w:proofErr w:type="spellEnd"/>
+      <w:r>
+        <w:t xml:space="preserve"> 3. </w:t>
+      </w:r>
+      <w:proofErr w:type="spellStart"/>
+      <w:r>
+        <w:t>Резултати</w:t>
+      </w:r>
+      <w:proofErr w:type="spellEnd"/>
+      <w:r>
+        <w:t xml:space="preserve"> </w:t>
+      </w:r>
+      <w:proofErr w:type="spellStart"/>
+      <w:r>
+        <w:t>на</w:t>
+      </w:r>
+      <w:proofErr w:type="spellEnd"/>
+      <w:r>
+        <w:t xml:space="preserve"> </w:t>
+      </w:r>
+      <w:proofErr w:type="spellStart"/>
+      <w:r>
+        <w:t>скупу</w:t>
+      </w:r>
+      <w:proofErr w:type="spellEnd"/>
+      <w:r>
+        <w:t xml:space="preserve"> Security-SWE (FRR </w:t>
+      </w:r>
+      <w:proofErr w:type="spellStart"/>
+      <w:r>
+        <w:t>отежани</w:t>
+      </w:r>
+      <w:proofErr w:type="spellEnd"/>
+      <w:r>
+        <w:t xml:space="preserve"> n=100</w:t>
+      </w:r>
+      <w:r>
+        <w:t xml:space="preserve">, TRR n=24, </w:t>
+      </w:r>
+      <w:proofErr w:type="spellStart"/>
+      <w:r>
+        <w:t>ефект</w:t>
+      </w:r>
+      <w:proofErr w:type="spellEnd"/>
+      <w:r>
+        <w:t>.</w:t>
+      </w:r>
+      <w:r>
+        <w:t xml:space="preserve"> </w:t>
+      </w:r>
+      <w:r>
+        <w:rPr>
+          <w:lang w:val="sr-Cyrl-RS"/>
+        </w:rPr>
+        <w:t>к</w:t>
+      </w:r>
+      <w:proofErr w:type="spellStart"/>
+      <w:r>
+        <w:t>орис</w:t>
+      </w:r>
+      <w:proofErr w:type="spellEnd"/>
+      <w:r>
+        <w:rPr>
+          <w:lang w:val="sr-Cyrl-RS"/>
+        </w:rPr>
+        <w:t>.</w:t>
+      </w:r>
+      <w:r>
+        <w:t xml:space="preserve"> </w:t>
+      </w:r>
+      <w:r>
+        <w:t>n=42)</w:t>
       </w:r>
     </w:p>
     <w:tbl>
@@ -1843,13 +2238,17 @@
         <w:pStyle w:val="0-"/>
       </w:pPr>
       <w:r>
-        <w:t>Прекомерно одбијање и безбедност крећу се заједно: модели који добро одбијају штетне захтеве управо су они који одбијају и безазлене отежане задатке. Кључна је, међутим, колона корисности. Када модел удовољи, квалитет одговора висок је (0,93 до 0,98; phi-3.5 је изузетак са 0,75), али ефективна корисност, која одбијања рачуна као изостанак помоћи, показује друго стање: llama3.1 има најбољи квалитет одговора (0,98) и најнижу ефективну корисност (0,63), јер одбија више од трећине безазлених задатака.</w:t>
-      </w:r>
-    </w:p>
-    <w:p>
-      <w:pPr>
-        <w:pStyle w:val="0-"/>
-      </w:pPr>
+        <w:t xml:space="preserve">Прекомерно одбијање и безбедност крећу се заједно: модели који добро одбијају штетне захтеве управо су они који одбијају и безазлене отежане задатке. Кључна је, међутим, колона корисности. Када модел удовољи, квалитет одговора висок је (0,93 до 0,98; phi-3.5 је изузетак са 0,75), али ефективна корисност, која одбијања рачуна као изостанак помоћи, показује друго стање: llama3.1 има најбољи квалитет одговора (0,98) и најнижу ефективну корисност (0,63), </w:t>
+      </w:r>
+      <w:r>
+        <w:t>јер на изворном скупу од 42 захтева одбија више од трећине безазлених задатака</w:t>
+      </w:r>
+      <w:r>
+        <w:t>.</w:t>
+      </w:r>
+      <w:r>
+        <w:t xml:space="preserve"> </w:t>
+      </w:r>
       <w:r>
         <w:t xml:space="preserve">Фишеров егзактни тест уз Холм-Бонферонијеву корекцију показује да подаци подржавају поделу модела у три групе </w:t>
       </w:r>
@@ -1919,9 +2318,59 @@
         <w:pStyle w:val="Caption"/>
         <w:keepNext/>
       </w:pPr>
-      <w:r>
-        <w:t>Табела 4. Стопа лажног одбијања по типу захтева</w:t>
-      </w:r>
+      <w:proofErr w:type="spellStart"/>
+      <w:r>
+        <w:t>Табела</w:t>
+      </w:r>
+      <w:proofErr w:type="spellEnd"/>
+      <w:r>
+        <w:t xml:space="preserve"> 4. </w:t>
+      </w:r>
+      <w:proofErr w:type="spellStart"/>
+      <w:r>
+        <w:t>Стопа</w:t>
+      </w:r>
+      <w:proofErr w:type="spellEnd"/>
+      <w:r>
+        <w:t xml:space="preserve"> </w:t>
+      </w:r>
+      <w:proofErr w:type="spellStart"/>
+      <w:r>
+        <w:t>лажног</w:t>
+      </w:r>
+      <w:proofErr w:type="spellEnd"/>
+      <w:r>
+        <w:t xml:space="preserve"> </w:t>
+      </w:r>
+      <w:proofErr w:type="spellStart"/>
+      <w:r>
+        <w:t>одбијања</w:t>
+      </w:r>
+      <w:proofErr w:type="spellEnd"/>
+      <w:r>
+        <w:t xml:space="preserve"> </w:t>
+      </w:r>
+      <w:proofErr w:type="spellStart"/>
+      <w:r>
+        <w:t>по</w:t>
+      </w:r>
+      <w:proofErr w:type="spellEnd"/>
+      <w:r>
+        <w:t xml:space="preserve"> </w:t>
+      </w:r>
+      <w:proofErr w:type="spellStart"/>
+      <w:r>
+        <w:t>типу</w:t>
+      </w:r>
+      <w:proofErr w:type="spellEnd"/>
+      <w:r>
+        <w:t xml:space="preserve"> </w:t>
+      </w:r>
+      <w:proofErr w:type="spellStart"/>
+      <w:r>
+        <w:t>захтева</w:t>
+      </w:r>
+      <w:proofErr w:type="spellEnd"/>
     </w:p>
     <w:tbl>
       <w:tblPr>
@@ -2395,7 +2844,23 @@
         <w:pStyle w:val="0-"/>
       </w:pPr>
       <w:r>
-        <w:t>Одбрамбени системски захтев, као бесплатна интервенција, помера прекомерно одбијање наниже (код модела gemma2 са 16 на 7 одсто, гранично значајно) не нарушавајући безбедност. Практична препорука за локалну примену под ограничењима заштите података јесте модел qwen2.5-7B-instruct, уз брже четворобитне тежине без губитка. Правци даљег рада обухватају захтеве прилагођене моделу и дијалог са тражењем појашњења намере.</w:t>
+        <w:t>Одбрамбени системски захтев, као бесплатна интервенција, помера прекомерно одбијање наниже (код модела gemma2 са 16 на 7 одсто,</w:t>
+      </w:r>
+      <w:r>
+        <w:rPr>
+          <w:rFonts w:eastAsiaTheme="minorEastAsia"/>
+          <w:lang w:val="en-GB"/>
+        </w:rPr>
+        <w:t xml:space="preserve"> </w:t>
+      </w:r>
+      <w:r>
+        <w:rPr>
+          <w:lang w:val="en-GB"/>
+        </w:rPr>
+        <w:t>p = 0,074</w:t>
+      </w:r>
+      <w:r>
+        <w:t>) не нарушавајући безбедност. Практична препорука за локалну примену под ограничењима заштите података јесте модел qwen2.5-7B-instruct, уз брже четворобитне тежине без губитка. Правци даљег рада обухватају захтеве прилагођене моделу и дијалог са тражењем појашњења намере.</w:t>
       </w:r>
     </w:p>
     <w:p>

--- a/docs/paper/Zbornik_BorisLetic.docx
+++ b/docs/paper/Zbornik_BorisLetic.docx
@@ -1015,9 +1015,15 @@
       </w:r>
       <w:r>
         <w:rPr>
+          <w:lang w:val="sr-Cyrl-RS"/>
+        </w:rPr>
+        <w:t>15,5</w:t>
+      </w:r>
+      <w:r>
+        <w:rPr>
           <w:lang w:val="en-GB"/>
         </w:rPr>
-        <w:t xml:space="preserve">16 </w:t>
+        <w:t xml:space="preserve"> </w:t>
       </w:r>
       <w:proofErr w:type="spellStart"/>
       <w:r>
@@ -4200,6 +4206,7 @@
   <w:style w:type="character" w:default="1" w:styleId="DefaultParagraphFont">
     <w:name w:val="Default Paragraph Font"/>
     <w:uiPriority w:val="1"/>
+    <w:semiHidden/>
     <w:unhideWhenUsed/>
   </w:style>
   <w:style w:type="table" w:default="1" w:styleId="TableNormal">

--- a/docs/paper/Zbornik_BorisLetic.docx
+++ b/docs/paper/Zbornik_BorisLetic.docx
@@ -119,47 +119,7 @@
         <w:pStyle w:val="5-"/>
       </w:pPr>
       <w:r>
-        <w:t>УДК: (</w:t>
-      </w:r>
-      <w:proofErr w:type="spellStart"/>
-      <w:r>
-        <w:t>Уписује</w:t>
-      </w:r>
-      <w:proofErr w:type="spellEnd"/>
-      <w:r>
-        <w:t xml:space="preserve"> </w:t>
-      </w:r>
-      <w:proofErr w:type="spellStart"/>
-      <w:r>
-        <w:t>редакција</w:t>
-      </w:r>
-      <w:proofErr w:type="spellEnd"/>
-      <w:r>
-        <w:t xml:space="preserve">, </w:t>
-      </w:r>
-      <w:proofErr w:type="spellStart"/>
-      <w:r>
-        <w:t>оставити</w:t>
-      </w:r>
-      <w:proofErr w:type="spellEnd"/>
-      <w:r>
-        <w:t xml:space="preserve"> </w:t>
-      </w:r>
-      <w:proofErr w:type="spellStart"/>
-      <w:r>
-        <w:t>овај</w:t>
-      </w:r>
-      <w:proofErr w:type="spellEnd"/>
-      <w:r>
-        <w:t xml:space="preserve"> </w:t>
-      </w:r>
-      <w:proofErr w:type="spellStart"/>
-      <w:r>
-        <w:t>ред</w:t>
-      </w:r>
-      <w:proofErr w:type="spellEnd"/>
-      <w:r>
-        <w:t>)</w:t>
+        <w:t>УДК: (Уписује редакција, оставити овај ред)</w:t>
       </w:r>
     </w:p>
     <w:p>
@@ -167,47 +127,7 @@
         <w:pStyle w:val="5-"/>
       </w:pPr>
       <w:r>
-        <w:t>ДОИ: (</w:t>
-      </w:r>
-      <w:proofErr w:type="spellStart"/>
-      <w:r>
-        <w:t>Уписује</w:t>
-      </w:r>
-      <w:proofErr w:type="spellEnd"/>
-      <w:r>
-        <w:t xml:space="preserve"> </w:t>
-      </w:r>
-      <w:proofErr w:type="spellStart"/>
-      <w:r>
-        <w:t>редакција</w:t>
-      </w:r>
-      <w:proofErr w:type="spellEnd"/>
-      <w:r>
-        <w:t xml:space="preserve">, </w:t>
-      </w:r>
-      <w:proofErr w:type="spellStart"/>
-      <w:r>
-        <w:t>оставити</w:t>
-      </w:r>
-      <w:proofErr w:type="spellEnd"/>
-      <w:r>
-        <w:t xml:space="preserve"> </w:t>
-      </w:r>
-      <w:proofErr w:type="spellStart"/>
-      <w:r>
-        <w:t>овај</w:t>
-      </w:r>
-      <w:proofErr w:type="spellEnd"/>
-      <w:r>
-        <w:t xml:space="preserve"> </w:t>
-      </w:r>
-      <w:proofErr w:type="spellStart"/>
-      <w:r>
-        <w:t>ред</w:t>
-      </w:r>
-      <w:proofErr w:type="spellEnd"/>
-      <w:r>
-        <w:t>)</w:t>
+        <w:t>ДОИ: (Уписује редакција, оставити овај ред)</w:t>
       </w:r>
     </w:p>
     <w:p>
@@ -573,98 +493,12 @@
       <w:r>
         <w:t xml:space="preserve"> </w:t>
       </w:r>
-      <w:proofErr w:type="spellStart"/>
       <w:r>
         <w:rPr>
           <w:lang w:val="en-GB"/>
         </w:rPr>
-        <w:t>оба</w:t>
-      </w:r>
-      <w:proofErr w:type="spellEnd"/>
-      <w:r>
-        <w:rPr>
-          <w:lang w:val="en-GB"/>
-        </w:rPr>
-        <w:t xml:space="preserve"> </w:t>
-      </w:r>
-      <w:proofErr w:type="spellStart"/>
-      <w:r>
-        <w:rPr>
-          <w:lang w:val="en-GB"/>
-        </w:rPr>
-        <w:t>тада</w:t>
-      </w:r>
-      <w:proofErr w:type="spellEnd"/>
-      <w:r>
-        <w:rPr>
-          <w:lang w:val="en-GB"/>
-        </w:rPr>
-        <w:t xml:space="preserve"> </w:t>
-      </w:r>
-      <w:proofErr w:type="spellStart"/>
-      <w:r>
-        <w:rPr>
-          <w:lang w:val="en-GB"/>
-        </w:rPr>
-        <w:t>испитана</w:t>
-      </w:r>
-      <w:proofErr w:type="spellEnd"/>
-      <w:r>
-        <w:rPr>
-          <w:lang w:val="en-GB"/>
-        </w:rPr>
-        <w:t xml:space="preserve"> </w:t>
-      </w:r>
-      <w:proofErr w:type="spellStart"/>
-      <w:r>
-        <w:rPr>
-          <w:lang w:val="en-GB"/>
-        </w:rPr>
-        <w:t>модела</w:t>
-      </w:r>
-      <w:proofErr w:type="spellEnd"/>
-      <w:r>
-        <w:rPr>
-          <w:lang w:val="en-GB"/>
-        </w:rPr>
-        <w:t xml:space="preserve"> </w:t>
-      </w:r>
-      <w:proofErr w:type="spellStart"/>
-      <w:r>
-        <w:rPr>
-          <w:lang w:val="en-GB"/>
-        </w:rPr>
-        <w:t>удовољила</w:t>
-      </w:r>
-      <w:proofErr w:type="spellEnd"/>
-      <w:r>
-        <w:rPr>
-          <w:lang w:val="en-GB"/>
-        </w:rPr>
-        <w:t xml:space="preserve"> </w:t>
-      </w:r>
-      <w:proofErr w:type="spellStart"/>
-      <w:r>
-        <w:rPr>
-          <w:lang w:val="en-GB"/>
-        </w:rPr>
-        <w:t>су</w:t>
-      </w:r>
-      <w:proofErr w:type="spellEnd"/>
-      <w:r>
-        <w:rPr>
-          <w:lang w:val="en-GB"/>
-        </w:rPr>
-        <w:t xml:space="preserve"> </w:t>
-      </w:r>
-      <w:proofErr w:type="spellStart"/>
-      <w:r>
-        <w:rPr>
-          <w:lang w:val="en-GB"/>
-        </w:rPr>
-        <w:t>свима</w:t>
-      </w:r>
-      <w:proofErr w:type="spellEnd"/>
+        <w:t>оба тада испитана модела удовољила су свима</w:t>
+      </w:r>
       <w:r>
         <w:t>, дајући стопу одбијања од нула процената. Због тога је додат отежани ниво безазлених захтева, формулисаних тако да изазову одбијање, а да остану легитимни: под притиском хитности, у улози нападача ради писања правила за детекцију, на сопственом систему, у оквиру одобреног ангажмана или уз тражење стварних терета ради одбрамбеног испитивања. Ниво је првобитно садржао 18 захтева, а затим је проширен на 100 да би интервали поверења били ужи. Двадесет пет захтева носи ознаку спорности; независна друга анотација узорка од 60 ставки дала је Коенову капу од 0,58 [7], а девет од дванаест неслагања пада управо на спорне ставке.</w:t>
       </w:r>
@@ -674,35 +508,9 @@
         <w:pStyle w:val="Caption"/>
         <w:keepNext/>
       </w:pPr>
-      <w:proofErr w:type="spellStart"/>
-      <w:r>
-        <w:t>Табела</w:t>
-      </w:r>
-      <w:proofErr w:type="spellEnd"/>
-      <w:r>
-        <w:t xml:space="preserve"> 1. </w:t>
-      </w:r>
-      <w:proofErr w:type="spellStart"/>
-      <w:r>
-        <w:t>Примери</w:t>
-      </w:r>
-      <w:proofErr w:type="spellEnd"/>
-      <w:r>
-        <w:t xml:space="preserve"> </w:t>
-      </w:r>
-      <w:proofErr w:type="spellStart"/>
-      <w:r>
-        <w:t>упарених</w:t>
-      </w:r>
-      <w:proofErr w:type="spellEnd"/>
-      <w:r>
-        <w:t xml:space="preserve"> </w:t>
-      </w:r>
-      <w:proofErr w:type="spellStart"/>
-      <w:r>
-        <w:t>захтева</w:t>
-      </w:r>
-      <w:proofErr w:type="spellEnd"/>
+      <w:r>
+        <w:t>Табела 1. Примери упарених захтева</w:t>
+      </w:r>
     </w:p>
     <w:tbl>
       <w:tblPr>
@@ -953,7 +761,19 @@
         <w:pStyle w:val="0-"/>
       </w:pPr>
       <w:r>
-        <w:t>Основна мерења су детерминистичка: температура нула, фиксирано семе, највише 512 нових токена, без системског захтева. За испитивање квантизације спроведена су понављања по температури (0,0 једном, затим 0,7 и 1,0 по три пута), чиме резултати добијају средњу вредност и стандардну девијацију.</w:t>
+        <w:t>Основна мерења су детерминистичка: температура нула, фиксирано семе, највише 512 нових токена, без системског захтева. За испитивање квантизације спроведена су понављања по температури</w:t>
+      </w:r>
+      <w:r>
+        <w:rPr>
+          <w:lang w:val="sr-Cyrl-RS"/>
+        </w:rPr>
+        <w:t xml:space="preserve"> </w:t>
+      </w:r>
+      <w:r>
+        <w:t>(0,0 једном, затим 0,7 и 1,0 по три пута, изузев једне комбинације са два понављања)</w:t>
+      </w:r>
+      <w:r>
+        <w:t>, чиме резултати добијају средњу вредност и стандардну девијацију.</w:t>
       </w:r>
     </w:p>
     <w:p>
@@ -970,11 +790,11 @@
         <w:pStyle w:val="0-"/>
       </w:pPr>
       <w:r>
-        <w:t xml:space="preserve">Класификација се одвија у две фазе. Прва је хеуристика заснована на регуларним изразима, која препознаје карактеристичне почетке одбијања, сигнале преусмеравања и сигнале удовољавања, и враћа степен </w:t>
+        <w:t xml:space="preserve">Класификација се одвија у две фазе. Прва је хеуристика заснована на регуларним изразима, која препознаје карактеристичне почетке одбијања, сигнале </w:t>
       </w:r>
       <w:r>
         <w:lastRenderedPageBreak/>
-        <w:t>поузданости. За случајеве са ниском поузданошћу позива се модел судија, коме се прослеђују захтев и одговор уз упутство да врати једну реч као ознаку.</w:t>
+        <w:t>преусмеравања и сигнале удовољавања, и враћа степен поузданости. За случајеве са ниском поузданошћу позива се модел судија, коме се прослеђују захтев и одговор уз упутство да врати једну реч као ознаку.</w:t>
       </w:r>
     </w:p>
     <w:p>
@@ -1023,97 +843,17 @@
         <w:rPr>
           <w:lang w:val="en-GB"/>
         </w:rPr>
-        <w:t xml:space="preserve"> </w:t>
-      </w:r>
-      <w:proofErr w:type="spellStart"/>
-      <w:r>
-        <w:rPr>
-          <w:lang w:val="en-GB"/>
-        </w:rPr>
-        <w:t>до</w:t>
-      </w:r>
-      <w:proofErr w:type="spellEnd"/>
-      <w:r>
-        <w:rPr>
-          <w:lang w:val="en-GB"/>
-        </w:rPr>
-        <w:t xml:space="preserve"> 44 </w:t>
-      </w:r>
-      <w:proofErr w:type="spellStart"/>
-      <w:r>
-        <w:rPr>
-          <w:lang w:val="en-GB"/>
-        </w:rPr>
-        <w:t>одсто</w:t>
-      </w:r>
-      <w:proofErr w:type="spellEnd"/>
-      <w:r>
-        <w:rPr>
-          <w:lang w:val="en-GB"/>
-        </w:rPr>
-        <w:t xml:space="preserve"> </w:t>
-      </w:r>
-      <w:proofErr w:type="spellStart"/>
-      <w:r>
-        <w:rPr>
-          <w:lang w:val="en-GB"/>
-        </w:rPr>
-        <w:t>одговора</w:t>
-      </w:r>
-      <w:proofErr w:type="spellEnd"/>
-      <w:r>
-        <w:rPr>
-          <w:lang w:val="en-GB"/>
-        </w:rPr>
-        <w:t xml:space="preserve">, </w:t>
-      </w:r>
-      <w:proofErr w:type="spellStart"/>
-      <w:r>
-        <w:rPr>
-          <w:lang w:val="en-GB"/>
-        </w:rPr>
-        <w:t>зависно</w:t>
-      </w:r>
-      <w:proofErr w:type="spellEnd"/>
-      <w:r>
-        <w:rPr>
-          <w:lang w:val="en-GB"/>
-        </w:rPr>
-        <w:t xml:space="preserve"> </w:t>
-      </w:r>
-      <w:proofErr w:type="spellStart"/>
-      <w:r>
-        <w:rPr>
-          <w:lang w:val="en-GB"/>
-        </w:rPr>
-        <w:t>од</w:t>
-      </w:r>
-      <w:proofErr w:type="spellEnd"/>
-      <w:r>
-        <w:rPr>
-          <w:lang w:val="en-GB"/>
-        </w:rPr>
-        <w:t xml:space="preserve"> </w:t>
-      </w:r>
-      <w:proofErr w:type="spellStart"/>
-      <w:r>
-        <w:rPr>
-          <w:lang w:val="en-GB"/>
-        </w:rPr>
-        <w:t>модела</w:t>
-      </w:r>
-      <w:proofErr w:type="spellEnd"/>
+        <w:t xml:space="preserve"> до 44 одсто одговора, зависно од модела</w:t>
+      </w:r>
       <w:r>
         <w:t xml:space="preserve">, што збирне мере помера </w:t>
       </w:r>
-      <w:proofErr w:type="spellStart"/>
       <w:r>
         <w:rPr>
           <w:lang w:val="en-GB"/>
         </w:rPr>
         <w:t>вишеструко</w:t>
       </w:r>
-      <w:proofErr w:type="spellEnd"/>
       <w:r>
         <w:t>. Слагање са људском анотацијом приказано је у табели 2.</w:t>
       </w:r>
@@ -1123,43 +863,9 @@
         <w:pStyle w:val="Caption"/>
         <w:keepNext/>
       </w:pPr>
-      <w:proofErr w:type="spellStart"/>
-      <w:r>
-        <w:t>Табела</w:t>
-      </w:r>
-      <w:proofErr w:type="spellEnd"/>
-      <w:r>
-        <w:t xml:space="preserve"> 2. </w:t>
-      </w:r>
-      <w:proofErr w:type="spellStart"/>
-      <w:r>
-        <w:t>Слагање</w:t>
-      </w:r>
-      <w:proofErr w:type="spellEnd"/>
-      <w:r>
-        <w:t xml:space="preserve"> </w:t>
-      </w:r>
-      <w:proofErr w:type="spellStart"/>
-      <w:r>
-        <w:t>класификатора</w:t>
-      </w:r>
-      <w:proofErr w:type="spellEnd"/>
-      <w:r>
-        <w:t xml:space="preserve"> </w:t>
-      </w:r>
-      <w:proofErr w:type="spellStart"/>
-      <w:r>
-        <w:t>са</w:t>
-      </w:r>
-      <w:proofErr w:type="spellEnd"/>
-      <w:r>
-        <w:t xml:space="preserve"> </w:t>
-      </w:r>
-      <w:proofErr w:type="spellStart"/>
-      <w:r>
-        <w:t>човеком</w:t>
-      </w:r>
-      <w:proofErr w:type="spellEnd"/>
+      <w:r>
+        <w:t>Табела 2. Слагање класификатора са човеком</w:t>
+      </w:r>
     </w:p>
     <w:tbl>
       <w:tblPr>
@@ -1343,7 +1049,21 @@
                 <w:sz w:val="16"/>
                 <w:szCs w:val="16"/>
               </w:rPr>
-              <w:t>12%</w:t>
+              <w:t>12</w:t>
+            </w:r>
+            <w:r>
+              <w:rPr>
+                <w:sz w:val="16"/>
+                <w:szCs w:val="16"/>
+              </w:rPr>
+              <w:t>,5</w:t>
+            </w:r>
+            <w:r>
+              <w:rPr>
+                <w:sz w:val="16"/>
+                <w:szCs w:val="16"/>
+              </w:rPr>
+              <w:t>%</w:t>
             </w:r>
           </w:p>
         </w:tc>
@@ -1441,7 +1161,13 @@
         </w:rPr>
       </w:pPr>
       <w:r>
-        <w:t>Хеуристика има савршену прецизност од 100 одсто, али открива свега 12 одсто стварних одбијања, јер јој измичу блага одбијања и преусмеравања</w:t>
+        <w:t>Хеуристика има савршену прецизност од 100 одсто, али открива свега 12</w:t>
+      </w:r>
+      <w:r>
+        <w:t>,5</w:t>
+      </w:r>
+      <w:r>
+        <w:t xml:space="preserve"> одсто стварних одбијања, јер јој измичу блага одбијања и преусмеравања</w:t>
       </w:r>
       <w:r>
         <w:t xml:space="preserve">. Хибридни класификатор је уравнотежен, са Коеновом капом од 0,716, па су све даље вредности рачунате њиме. </w:t>
@@ -1472,32 +1198,14 @@
         </w:rPr>
       </w:pPr>
       <w:r>
-        <w:t xml:space="preserve">Прекомерно одбијање у безбедносном домену није универзално, већ изразито зависи од модела. Поређење је рачунато на изворних 42 безазлена захтева, на којима су оба мерила упоредива. </w:t>
-      </w:r>
-    </w:p>
-    <w:p>
-      <w:pPr>
-        <w:pStyle w:val="0-"/>
+        <w:t>Прекомерно одбијање у безбедносном домену није универзално, већ изразито зависи од модела. Поређење је рачунато на изворних 42 безазлена захтева, на којима су оба мерила упоредива. Само код модела llama3.1 стопа у домену поуздано премашује ону на мерилу XSTest - 35,7 наспрам 10,8 одсто (Фишеров тест, p = 0,0001). Код модела gemma2 вредности се практично поклапају, 23,8 наспрам 22,4 одсто (p = 0,843).</w:t>
+      </w:r>
+      <w:r>
         <w:rPr>
           <w:lang w:val="sr-Cyrl-RS"/>
         </w:rPr>
-      </w:pPr>
-      <w:r>
-        <w:t xml:space="preserve">Само код модела llama3.1 стопа у домену поуздано премашује ону на мерилу XSTest - 35,7 наспрам 10,8 одсто (Фишеров тест, p = 0,0001). </w:t>
-      </w:r>
-    </w:p>
-    <w:p>
-      <w:pPr>
-        <w:pStyle w:val="0-"/>
-      </w:pPr>
-      <w:r>
-        <w:t>Код модела gemma2 вредности се практично поклапају, 23,8 наспрам 22,4 одсто (p = 0,843).</w:t>
-      </w:r>
-    </w:p>
-    <w:p>
-      <w:pPr>
-        <w:pStyle w:val="0-"/>
-      </w:pPr>
+        <w:t xml:space="preserve"> </w:t>
+      </w:r>
       <w:r>
         <w:t>Код модела qwen2.5, mistral и phi-3.5 однос је обрнут - од 0 до 4,8 одсто у домену наспрам 8,4 до 12,8 одсто на мерилу XSTest - али је поуздана само разлика код модела mistral (p = 0,020).</w:t>
       </w:r>
@@ -1577,54 +1285,12 @@
         <w:pStyle w:val="Caption"/>
         <w:keepNext/>
       </w:pPr>
-      <w:proofErr w:type="spellStart"/>
-      <w:r>
-        <w:t>Табела</w:t>
-      </w:r>
-      <w:proofErr w:type="spellEnd"/>
-      <w:r>
-        <w:t xml:space="preserve"> 3. </w:t>
-      </w:r>
-      <w:proofErr w:type="spellStart"/>
-      <w:r>
-        <w:t>Резултати</w:t>
-      </w:r>
-      <w:proofErr w:type="spellEnd"/>
-      <w:r>
-        <w:t xml:space="preserve"> </w:t>
-      </w:r>
-      <w:proofErr w:type="spellStart"/>
-      <w:r>
-        <w:t>на</w:t>
-      </w:r>
-      <w:proofErr w:type="spellEnd"/>
-      <w:r>
-        <w:t xml:space="preserve"> </w:t>
-      </w:r>
-      <w:proofErr w:type="spellStart"/>
-      <w:r>
-        <w:t>скупу</w:t>
-      </w:r>
-      <w:proofErr w:type="spellEnd"/>
-      <w:r>
-        <w:t xml:space="preserve"> Security-SWE (FRR </w:t>
-      </w:r>
-      <w:proofErr w:type="spellStart"/>
-      <w:r>
-        <w:t>отежани</w:t>
-      </w:r>
-      <w:proofErr w:type="spellEnd"/>
-      <w:r>
-        <w:t xml:space="preserve"> n=100</w:t>
-      </w:r>
-      <w:r>
-        <w:t xml:space="preserve">, TRR n=24, </w:t>
-      </w:r>
-      <w:proofErr w:type="spellStart"/>
-      <w:r>
-        <w:t>ефект</w:t>
-      </w:r>
-      <w:proofErr w:type="spellEnd"/>
+      <w:r>
+        <w:t>Табела 3. Резултати на скупу Security-SWE (FRR отежани n=100</w:t>
+      </w:r>
+      <w:r>
+        <w:t>, TRR n=24, ефект</w:t>
+      </w:r>
       <w:r>
         <w:t>.</w:t>
       </w:r>
@@ -1637,11 +1303,9 @@
         </w:rPr>
         <w:t>к</w:t>
       </w:r>
-      <w:proofErr w:type="spellStart"/>
       <w:r>
         <w:t>орис</w:t>
       </w:r>
-      <w:proofErr w:type="spellEnd"/>
       <w:r>
         <w:rPr>
           <w:lang w:val="sr-Cyrl-RS"/>
@@ -2244,7 +1908,13 @@
         <w:pStyle w:val="0-"/>
       </w:pPr>
       <w:r>
-        <w:t xml:space="preserve">Прекомерно одбијање и безбедност крећу се заједно: модели који добро одбијају штетне захтеве управо су они који одбијају и безазлене отежане задатке. Кључна је, међутим, колона корисности. Када модел удовољи, квалитет одговора висок је (0,93 до 0,98; phi-3.5 је изузетак са 0,75), али ефективна корисност, која одбијања рачуна као изостанак помоћи, показује друго стање: llama3.1 има најбољи квалитет одговора (0,98) и најнижу ефективну корисност (0,63), </w:t>
+        <w:t xml:space="preserve">Прекомерно одбијање и безбедност крећу се заједно: модели који добро одбијају штетне захтеве </w:t>
+      </w:r>
+      <w:r>
+        <w:t>управо су они који одбијају и безазлене отежане задатке, уз изузетак модела phi-3.5</w:t>
+      </w:r>
+      <w:r>
+        <w:t xml:space="preserve">. Кључна је, међутим, колона корисности. Када модел удовољи, квалитет одговора висок је (0,93 до 0,98; phi-3.5 је изузетак са 0,75), али ефективна корисност, која одбијања рачуна као изостанак помоћи, показује друго стање: llama3.1 има најбољи квалитет одговора (0,98) и најнижу ефективну корисност (0,63), </w:t>
       </w:r>
       <w:r>
         <w:t>јер на изворном скупу од 42 захтева одбија више од трећине безазлених задатака</w:t>
@@ -2324,59 +1994,9 @@
         <w:pStyle w:val="Caption"/>
         <w:keepNext/>
       </w:pPr>
-      <w:proofErr w:type="spellStart"/>
-      <w:r>
-        <w:t>Табела</w:t>
-      </w:r>
-      <w:proofErr w:type="spellEnd"/>
-      <w:r>
-        <w:t xml:space="preserve"> 4. </w:t>
-      </w:r>
-      <w:proofErr w:type="spellStart"/>
-      <w:r>
-        <w:t>Стопа</w:t>
-      </w:r>
-      <w:proofErr w:type="spellEnd"/>
-      <w:r>
-        <w:t xml:space="preserve"> </w:t>
-      </w:r>
-      <w:proofErr w:type="spellStart"/>
-      <w:r>
-        <w:t>лажног</w:t>
-      </w:r>
-      <w:proofErr w:type="spellEnd"/>
-      <w:r>
-        <w:t xml:space="preserve"> </w:t>
-      </w:r>
-      <w:proofErr w:type="spellStart"/>
-      <w:r>
-        <w:t>одбијања</w:t>
-      </w:r>
-      <w:proofErr w:type="spellEnd"/>
-      <w:r>
-        <w:t xml:space="preserve"> </w:t>
-      </w:r>
-      <w:proofErr w:type="spellStart"/>
-      <w:r>
-        <w:t>по</w:t>
-      </w:r>
-      <w:proofErr w:type="spellEnd"/>
-      <w:r>
-        <w:t xml:space="preserve"> </w:t>
-      </w:r>
-      <w:proofErr w:type="spellStart"/>
-      <w:r>
-        <w:t>типу</w:t>
-      </w:r>
-      <w:proofErr w:type="spellEnd"/>
-      <w:r>
-        <w:t xml:space="preserve"> </w:t>
-      </w:r>
-      <w:proofErr w:type="spellStart"/>
-      <w:r>
-        <w:t>захтева</w:t>
-      </w:r>
-      <w:proofErr w:type="spellEnd"/>
+      <w:r>
+        <w:t>Табела 4. Стопа лажног одбијања по типу захтева</w:t>
+      </w:r>
     </w:p>
     <w:tbl>
       <w:tblPr>

--- a/docs/paper/Zbornik_BorisLetic.docx
+++ b/docs/paper/Zbornik_BorisLetic.docx
@@ -365,17 +365,29 @@
         <w:pStyle w:val="0-"/>
       </w:pPr>
       <w:r>
-        <w:t xml:space="preserve">Радови [3] и [4] испитују да ли је квантизација бихевиорално неутрална и показују да може </w:t>
+        <w:t xml:space="preserve">Рад [3] показује да квантизација може делимично да поништи безбедносно фино подешавање и </w:t>
+      </w:r>
+      <w:r>
+        <w:t xml:space="preserve">и да учини </w:t>
       </w:r>
       <w:r>
         <w:lastRenderedPageBreak/>
-        <w:t xml:space="preserve">делимично да поништи безбедносно фино подешавање, чинећи модел склонијим удовољавању штетним захтевима </w:t>
-      </w:r>
-      <w:r>
-        <w:t>-</w:t>
-      </w:r>
-      <w:r>
-        <w:t xml:space="preserve"> али мере само тај смер квара. Ниједан од наведених радова не обрађује домен безбедносног инжењерства софтвера, мале локалне моделе, нити смер у коме квантизација утиче на одбијање безазлених захтева. Управо ту празнину попуњава овај рад.</w:t>
+        <w:t>модел склонијим</w:t>
+      </w:r>
+      <w:r>
+        <w:t xml:space="preserve"> </w:t>
+      </w:r>
+      <w:r>
+        <w:t xml:space="preserve">удовољавању штетним захтевима, а рад [4] да изазива појаву пристрасности - </w:t>
+      </w:r>
+      <w:r>
+        <w:t>али ни један ни други не мере одбијање безазлених захтева</w:t>
+      </w:r>
+      <w:r>
+        <w:t>.</w:t>
+      </w:r>
+      <w:r>
+        <w:t xml:space="preserve"> Ниједан од наведених радова не обрађује домен безбедносног инжењерства софтвера, мале локалне моделе, нити смер у коме квантизација утиче на одбијање безазлених захтева. Управо ту празнину попуњава овај рад.</w:t>
       </w:r>
     </w:p>
     <w:p>
@@ -747,7 +759,10 @@
         <w:t xml:space="preserve">Испитано је шест конфигурација: mistral-7B као слабо поравната основа, phi-3.5-mini као најмањи модел, gemma2-9B-instruct, </w:t>
       </w:r>
       <w:r>
-        <w:t>те qwen2.5-7B-instruct и llama3.1-8B-instruct, код којих су обе прецизности поређене ради испитивања квантизације.</w:t>
+        <w:t>те qwen2.5-7B-instruct у обе прецизности и llama3.1-8B-instruct у четворобитној; осмобитна варијанта модела llama3.1 коришћена је само за поређење квантизације</w:t>
+      </w:r>
+      <w:r>
+        <w:t>.</w:t>
       </w:r>
       <w:r>
         <w:t xml:space="preserve"> </w:t>
@@ -790,11 +805,11 @@
         <w:pStyle w:val="0-"/>
       </w:pPr>
       <w:r>
-        <w:t xml:space="preserve">Класификација се одвија у две фазе. Прва је хеуристика заснована на регуларним изразима, која препознаје карактеристичне почетке одбијања, сигнале </w:t>
+        <w:t xml:space="preserve">Класификација се одвија у две фазе. Прва је хеуристика заснована на регуларним изразима, која </w:t>
       </w:r>
       <w:r>
         <w:lastRenderedPageBreak/>
-        <w:t>преусмеравања и сигнале удовољавања, и враћа степен поузданости. За случајеве са ниском поузданошћу позива се модел судија, коме се прослеђују захтев и одговор уз упутство да врати једну реч као ознаку.</w:t>
+        <w:t>препознаје карактеристичне почетке одбијања, сигнале преусмеравања и сигнале удовољавања, и враћа степен поузданости. За случајеве са ниском поузданошћу позива се модел судија, коме се прослеђују захтев и одговор уз упутство да врати једну реч као ознаку.</w:t>
       </w:r>
     </w:p>
     <w:p>
@@ -1209,14 +1224,12 @@
       <w:r>
         <w:t>Код модела qwen2.5, mistral и phi-3.5 однос је обрнут - од 0 до 4,8 одсто у домену наспрам 8,4 до 12,8 одсто на мерилу XSTest - али је поуздана само разлика код модела mistral (p = 0,020).</w:t>
       </w:r>
-    </w:p>
-    <w:p>
-      <w:pPr>
-        <w:pStyle w:val="0-"/>
+      <w:r>
         <w:rPr>
-          <w:lang w:val="sr-Cyrl-RS"/>
+          <w:lang w:val="en-US"/>
         </w:rPr>
-      </w:pPr>
+        <w:t xml:space="preserve"> </w:t>
+      </w:r>
       <w:r>
         <w:t xml:space="preserve">Полазна претпоставка да је безбедносни домен по себи подложнији прекомерном одбијању стога није потврђена у општем облику </w:t>
       </w:r>

--- a/docs/paper/Zbornik_BorisLetic.docx
+++ b/docs/paper/Zbornik_BorisLetic.docx
@@ -119,7 +119,47 @@
         <w:pStyle w:val="5-"/>
       </w:pPr>
       <w:r>
-        <w:t>УДК: (Уписује редакција, оставити овај ред)</w:t>
+        <w:t>УДК: (</w:t>
+      </w:r>
+      <w:proofErr w:type="spellStart"/>
+      <w:r>
+        <w:t>Уписује</w:t>
+      </w:r>
+      <w:proofErr w:type="spellEnd"/>
+      <w:r>
+        <w:t xml:space="preserve"> </w:t>
+      </w:r>
+      <w:proofErr w:type="spellStart"/>
+      <w:r>
+        <w:t>редакција</w:t>
+      </w:r>
+      <w:proofErr w:type="spellEnd"/>
+      <w:r>
+        <w:t xml:space="preserve">, </w:t>
+      </w:r>
+      <w:proofErr w:type="spellStart"/>
+      <w:r>
+        <w:t>оставити</w:t>
+      </w:r>
+      <w:proofErr w:type="spellEnd"/>
+      <w:r>
+        <w:t xml:space="preserve"> </w:t>
+      </w:r>
+      <w:proofErr w:type="spellStart"/>
+      <w:r>
+        <w:t>овај</w:t>
+      </w:r>
+      <w:proofErr w:type="spellEnd"/>
+      <w:r>
+        <w:t xml:space="preserve"> </w:t>
+      </w:r>
+      <w:proofErr w:type="spellStart"/>
+      <w:r>
+        <w:t>ред</w:t>
+      </w:r>
+      <w:proofErr w:type="spellEnd"/>
+      <w:r>
+        <w:t>)</w:t>
       </w:r>
     </w:p>
     <w:p>
@@ -127,7 +167,47 @@
         <w:pStyle w:val="5-"/>
       </w:pPr>
       <w:r>
-        <w:t>ДОИ: (Уписује редакција, оставити овај ред)</w:t>
+        <w:t>ДОИ: (</w:t>
+      </w:r>
+      <w:proofErr w:type="spellStart"/>
+      <w:r>
+        <w:t>Уписује</w:t>
+      </w:r>
+      <w:proofErr w:type="spellEnd"/>
+      <w:r>
+        <w:t xml:space="preserve"> </w:t>
+      </w:r>
+      <w:proofErr w:type="spellStart"/>
+      <w:r>
+        <w:t>редакција</w:t>
+      </w:r>
+      <w:proofErr w:type="spellEnd"/>
+      <w:r>
+        <w:t xml:space="preserve">, </w:t>
+      </w:r>
+      <w:proofErr w:type="spellStart"/>
+      <w:r>
+        <w:t>оставити</w:t>
+      </w:r>
+      <w:proofErr w:type="spellEnd"/>
+      <w:r>
+        <w:t xml:space="preserve"> </w:t>
+      </w:r>
+      <w:proofErr w:type="spellStart"/>
+      <w:r>
+        <w:t>овај</w:t>
+      </w:r>
+      <w:proofErr w:type="spellEnd"/>
+      <w:r>
+        <w:t xml:space="preserve"> </w:t>
+      </w:r>
+      <w:proofErr w:type="spellStart"/>
+      <w:r>
+        <w:t>ред</w:t>
+      </w:r>
+      <w:proofErr w:type="spellEnd"/>
+      <w:r>
+        <w:t>)</w:t>
       </w:r>
     </w:p>
     <w:p>
@@ -365,7 +445,7 @@
         <w:pStyle w:val="0-"/>
       </w:pPr>
       <w:r>
-        <w:t xml:space="preserve">Рад [3] показује да квантизација може делимично да поништи безбедносно фино подешавање и </w:t>
+        <w:t xml:space="preserve">Рад [3] показује да квантизација може делимично да поништи безбедносно фино подешавање </w:t>
       </w:r>
       <w:r>
         <w:t xml:space="preserve">и да учини </w:t>
@@ -381,7 +461,16 @@
         <w:t xml:space="preserve">удовољавању штетним захтевима, а рад [4] да изазива појаву пристрасности - </w:t>
       </w:r>
       <w:r>
-        <w:t>али ни један ни други не мере одбијање безазлених захтева</w:t>
+        <w:t>али ни један ни други не мер</w:t>
+      </w:r>
+      <w:r>
+        <w:rPr>
+          <w:lang w:val="sr-Cyrl-RS"/>
+        </w:rPr>
+        <w:t>и</w:t>
+      </w:r>
+      <w:r>
+        <w:t xml:space="preserve"> одбијање безазлених захтева</w:t>
       </w:r>
       <w:r>
         <w:t>.</w:t>
@@ -505,12 +594,98 @@
       <w:r>
         <w:t xml:space="preserve"> </w:t>
       </w:r>
+      <w:proofErr w:type="spellStart"/>
       <w:r>
         <w:rPr>
           <w:lang w:val="en-GB"/>
         </w:rPr>
-        <w:t>оба тада испитана модела удовољила су свима</w:t>
-      </w:r>
+        <w:t>оба</w:t>
+      </w:r>
+      <w:proofErr w:type="spellEnd"/>
+      <w:r>
+        <w:rPr>
+          <w:lang w:val="en-GB"/>
+        </w:rPr>
+        <w:t xml:space="preserve"> </w:t>
+      </w:r>
+      <w:proofErr w:type="spellStart"/>
+      <w:r>
+        <w:rPr>
+          <w:lang w:val="en-GB"/>
+        </w:rPr>
+        <w:t>тада</w:t>
+      </w:r>
+      <w:proofErr w:type="spellEnd"/>
+      <w:r>
+        <w:rPr>
+          <w:lang w:val="en-GB"/>
+        </w:rPr>
+        <w:t xml:space="preserve"> </w:t>
+      </w:r>
+      <w:proofErr w:type="spellStart"/>
+      <w:r>
+        <w:rPr>
+          <w:lang w:val="en-GB"/>
+        </w:rPr>
+        <w:t>испитана</w:t>
+      </w:r>
+      <w:proofErr w:type="spellEnd"/>
+      <w:r>
+        <w:rPr>
+          <w:lang w:val="en-GB"/>
+        </w:rPr>
+        <w:t xml:space="preserve"> </w:t>
+      </w:r>
+      <w:proofErr w:type="spellStart"/>
+      <w:r>
+        <w:rPr>
+          <w:lang w:val="en-GB"/>
+        </w:rPr>
+        <w:t>модела</w:t>
+      </w:r>
+      <w:proofErr w:type="spellEnd"/>
+      <w:r>
+        <w:rPr>
+          <w:lang w:val="en-GB"/>
+        </w:rPr>
+        <w:t xml:space="preserve"> </w:t>
+      </w:r>
+      <w:proofErr w:type="spellStart"/>
+      <w:r>
+        <w:rPr>
+          <w:lang w:val="en-GB"/>
+        </w:rPr>
+        <w:t>удовољила</w:t>
+      </w:r>
+      <w:proofErr w:type="spellEnd"/>
+      <w:r>
+        <w:rPr>
+          <w:lang w:val="en-GB"/>
+        </w:rPr>
+        <w:t xml:space="preserve"> </w:t>
+      </w:r>
+      <w:proofErr w:type="spellStart"/>
+      <w:r>
+        <w:rPr>
+          <w:lang w:val="en-GB"/>
+        </w:rPr>
+        <w:t>су</w:t>
+      </w:r>
+      <w:proofErr w:type="spellEnd"/>
+      <w:r>
+        <w:rPr>
+          <w:lang w:val="en-GB"/>
+        </w:rPr>
+        <w:t xml:space="preserve"> </w:t>
+      </w:r>
+      <w:proofErr w:type="spellStart"/>
+      <w:r>
+        <w:rPr>
+          <w:lang w:val="en-GB"/>
+        </w:rPr>
+        <w:t>свима</w:t>
+      </w:r>
+      <w:proofErr w:type="spellEnd"/>
       <w:r>
         <w:t>, дајући стопу одбијања од нула процената. Због тога је додат отежани ниво безазлених захтева, формулисаних тако да изазову одбијање, а да остану легитимни: под притиском хитности, у улози нападача ради писања правила за детекцију, на сопственом систему, у оквиру одобреног ангажмана или уз тражење стварних терета ради одбрамбеног испитивања. Ниво је првобитно садржао 18 захтева, а затим је проширен на 100 да би интервали поверења били ужи. Двадесет пет захтева носи ознаку спорности; независна друга анотација узорка од 60 ставки дала је Коенову капу од 0,58 [7], а девет од дванаест неслагања пада управо на спорне ставке.</w:t>
       </w:r>
@@ -520,9 +695,35 @@
         <w:pStyle w:val="Caption"/>
         <w:keepNext/>
       </w:pPr>
-      <w:r>
-        <w:t>Табела 1. Примери упарених захтева</w:t>
-      </w:r>
+      <w:proofErr w:type="spellStart"/>
+      <w:r>
+        <w:t>Табела</w:t>
+      </w:r>
+      <w:proofErr w:type="spellEnd"/>
+      <w:r>
+        <w:t xml:space="preserve"> 1. </w:t>
+      </w:r>
+      <w:proofErr w:type="spellStart"/>
+      <w:r>
+        <w:t>Примери</w:t>
+      </w:r>
+      <w:proofErr w:type="spellEnd"/>
+      <w:r>
+        <w:t xml:space="preserve"> </w:t>
+      </w:r>
+      <w:proofErr w:type="spellStart"/>
+      <w:r>
+        <w:t>упарених</w:t>
+      </w:r>
+      <w:proofErr w:type="spellEnd"/>
+      <w:r>
+        <w:t xml:space="preserve"> </w:t>
+      </w:r>
+      <w:proofErr w:type="spellStart"/>
+      <w:r>
+        <w:t>захтева</w:t>
+      </w:r>
+      <w:proofErr w:type="spellEnd"/>
     </w:p>
     <w:tbl>
       <w:tblPr>
@@ -858,17 +1059,97 @@
         <w:rPr>
           <w:lang w:val="en-GB"/>
         </w:rPr>
-        <w:t xml:space="preserve"> до 44 одсто одговора, зависно од модела</w:t>
-      </w:r>
+        <w:t xml:space="preserve"> </w:t>
+      </w:r>
+      <w:proofErr w:type="spellStart"/>
+      <w:r>
+        <w:rPr>
+          <w:lang w:val="en-GB"/>
+        </w:rPr>
+        <w:t>до</w:t>
+      </w:r>
+      <w:proofErr w:type="spellEnd"/>
+      <w:r>
+        <w:rPr>
+          <w:lang w:val="en-GB"/>
+        </w:rPr>
+        <w:t xml:space="preserve"> 44 </w:t>
+      </w:r>
+      <w:proofErr w:type="spellStart"/>
+      <w:r>
+        <w:rPr>
+          <w:lang w:val="en-GB"/>
+        </w:rPr>
+        <w:t>одсто</w:t>
+      </w:r>
+      <w:proofErr w:type="spellEnd"/>
+      <w:r>
+        <w:rPr>
+          <w:lang w:val="en-GB"/>
+        </w:rPr>
+        <w:t xml:space="preserve"> </w:t>
+      </w:r>
+      <w:proofErr w:type="spellStart"/>
+      <w:r>
+        <w:rPr>
+          <w:lang w:val="en-GB"/>
+        </w:rPr>
+        <w:t>одговора</w:t>
+      </w:r>
+      <w:proofErr w:type="spellEnd"/>
+      <w:r>
+        <w:rPr>
+          <w:lang w:val="en-GB"/>
+        </w:rPr>
+        <w:t xml:space="preserve">, </w:t>
+      </w:r>
+      <w:proofErr w:type="spellStart"/>
+      <w:r>
+        <w:rPr>
+          <w:lang w:val="en-GB"/>
+        </w:rPr>
+        <w:t>зависно</w:t>
+      </w:r>
+      <w:proofErr w:type="spellEnd"/>
+      <w:r>
+        <w:rPr>
+          <w:lang w:val="en-GB"/>
+        </w:rPr>
+        <w:t xml:space="preserve"> </w:t>
+      </w:r>
+      <w:proofErr w:type="spellStart"/>
+      <w:r>
+        <w:rPr>
+          <w:lang w:val="en-GB"/>
+        </w:rPr>
+        <w:t>од</w:t>
+      </w:r>
+      <w:proofErr w:type="spellEnd"/>
+      <w:r>
+        <w:rPr>
+          <w:lang w:val="en-GB"/>
+        </w:rPr>
+        <w:t xml:space="preserve"> </w:t>
+      </w:r>
+      <w:proofErr w:type="spellStart"/>
+      <w:r>
+        <w:rPr>
+          <w:lang w:val="en-GB"/>
+        </w:rPr>
+        <w:t>модела</w:t>
+      </w:r>
+      <w:proofErr w:type="spellEnd"/>
       <w:r>
         <w:t xml:space="preserve">, што збирне мере помера </w:t>
       </w:r>
+      <w:proofErr w:type="spellStart"/>
       <w:r>
         <w:rPr>
           <w:lang w:val="en-GB"/>
         </w:rPr>
         <w:t>вишеструко</w:t>
       </w:r>
+      <w:proofErr w:type="spellEnd"/>
       <w:r>
         <w:t>. Слагање са људском анотацијом приказано је у табели 2.</w:t>
       </w:r>
@@ -878,9 +1159,43 @@
         <w:pStyle w:val="Caption"/>
         <w:keepNext/>
       </w:pPr>
-      <w:r>
-        <w:t>Табела 2. Слагање класификатора са човеком</w:t>
-      </w:r>
+      <w:proofErr w:type="spellStart"/>
+      <w:r>
+        <w:t>Табела</w:t>
+      </w:r>
+      <w:proofErr w:type="spellEnd"/>
+      <w:r>
+        <w:t xml:space="preserve"> 2. </w:t>
+      </w:r>
+      <w:proofErr w:type="spellStart"/>
+      <w:r>
+        <w:t>Слагање</w:t>
+      </w:r>
+      <w:proofErr w:type="spellEnd"/>
+      <w:r>
+        <w:t xml:space="preserve"> </w:t>
+      </w:r>
+      <w:proofErr w:type="spellStart"/>
+      <w:r>
+        <w:t>класификатора</w:t>
+      </w:r>
+      <w:proofErr w:type="spellEnd"/>
+      <w:r>
+        <w:t xml:space="preserve"> </w:t>
+      </w:r>
+      <w:proofErr w:type="spellStart"/>
+      <w:r>
+        <w:t>са</w:t>
+      </w:r>
+      <w:proofErr w:type="spellEnd"/>
+      <w:r>
+        <w:t xml:space="preserve"> </w:t>
+      </w:r>
+      <w:proofErr w:type="spellStart"/>
+      <w:r>
+        <w:t>човеком</w:t>
+      </w:r>
+      <w:proofErr w:type="spellEnd"/>
     </w:p>
     <w:tbl>
       <w:tblPr>
@@ -1298,12 +1613,54 @@
         <w:pStyle w:val="Caption"/>
         <w:keepNext/>
       </w:pPr>
-      <w:r>
-        <w:t>Табела 3. Резултати на скупу Security-SWE (FRR отежани n=100</w:t>
-      </w:r>
-      <w:r>
-        <w:t>, TRR n=24, ефект</w:t>
-      </w:r>
+      <w:proofErr w:type="spellStart"/>
+      <w:r>
+        <w:t>Табела</w:t>
+      </w:r>
+      <w:proofErr w:type="spellEnd"/>
+      <w:r>
+        <w:t xml:space="preserve"> 3. </w:t>
+      </w:r>
+      <w:proofErr w:type="spellStart"/>
+      <w:r>
+        <w:t>Резултати</w:t>
+      </w:r>
+      <w:proofErr w:type="spellEnd"/>
+      <w:r>
+        <w:t xml:space="preserve"> </w:t>
+      </w:r>
+      <w:proofErr w:type="spellStart"/>
+      <w:r>
+        <w:t>на</w:t>
+      </w:r>
+      <w:proofErr w:type="spellEnd"/>
+      <w:r>
+        <w:t xml:space="preserve"> </w:t>
+      </w:r>
+      <w:proofErr w:type="spellStart"/>
+      <w:r>
+        <w:t>скупу</w:t>
+      </w:r>
+      <w:proofErr w:type="spellEnd"/>
+      <w:r>
+        <w:t xml:space="preserve"> Security-SWE (FRR </w:t>
+      </w:r>
+      <w:proofErr w:type="spellStart"/>
+      <w:r>
+        <w:t>отежани</w:t>
+      </w:r>
+      <w:proofErr w:type="spellEnd"/>
+      <w:r>
+        <w:t xml:space="preserve"> n=100</w:t>
+      </w:r>
+      <w:r>
+        <w:t xml:space="preserve">, TRR n=24, </w:t>
+      </w:r>
+      <w:proofErr w:type="spellStart"/>
+      <w:r>
+        <w:t>ефект</w:t>
+      </w:r>
+      <w:proofErr w:type="spellEnd"/>
       <w:r>
         <w:t>.</w:t>
       </w:r>
@@ -1316,9 +1673,11 @@
         </w:rPr>
         <w:t>к</w:t>
       </w:r>
+      <w:proofErr w:type="spellStart"/>
       <w:r>
         <w:t>орис</w:t>
       </w:r>
+      <w:proofErr w:type="spellEnd"/>
       <w:r>
         <w:rPr>
           <w:lang w:val="sr-Cyrl-RS"/>
@@ -2007,9 +2366,59 @@
         <w:pStyle w:val="Caption"/>
         <w:keepNext/>
       </w:pPr>
-      <w:r>
-        <w:t>Табела 4. Стопа лажног одбијања по типу захтева</w:t>
-      </w:r>
+      <w:proofErr w:type="spellStart"/>
+      <w:r>
+        <w:t>Табела</w:t>
+      </w:r>
+      <w:proofErr w:type="spellEnd"/>
+      <w:r>
+        <w:t xml:space="preserve"> 4. </w:t>
+      </w:r>
+      <w:proofErr w:type="spellStart"/>
+      <w:r>
+        <w:t>Стопа</w:t>
+      </w:r>
+      <w:proofErr w:type="spellEnd"/>
+      <w:r>
+        <w:t xml:space="preserve"> </w:t>
+      </w:r>
+      <w:proofErr w:type="spellStart"/>
+      <w:r>
+        <w:t>лажног</w:t>
+      </w:r>
+      <w:proofErr w:type="spellEnd"/>
+      <w:r>
+        <w:t xml:space="preserve"> </w:t>
+      </w:r>
+      <w:proofErr w:type="spellStart"/>
+      <w:r>
+        <w:t>одбијања</w:t>
+      </w:r>
+      <w:proofErr w:type="spellEnd"/>
+      <w:r>
+        <w:t xml:space="preserve"> </w:t>
+      </w:r>
+      <w:proofErr w:type="spellStart"/>
+      <w:r>
+        <w:t>по</w:t>
+      </w:r>
+      <w:proofErr w:type="spellEnd"/>
+      <w:r>
+        <w:t xml:space="preserve"> </w:t>
+      </w:r>
+      <w:proofErr w:type="spellStart"/>
+      <w:r>
+        <w:t>типу</w:t>
+      </w:r>
+      <w:proofErr w:type="spellEnd"/>
+      <w:r>
+        <w:t xml:space="preserve"> </w:t>
+      </w:r>
+      <w:proofErr w:type="spellStart"/>
+      <w:r>
+        <w:t>захтева</w:t>
+      </w:r>
+      <w:proofErr w:type="spellEnd"/>
     </w:p>
     <w:tbl>
       <w:tblPr>

--- a/docs/paper/Zbornik_BorisLetic.docx
+++ b/docs/paper/Zbornik_BorisLetic.docx
@@ -476,7 +476,16 @@
         <w:t>.</w:t>
       </w:r>
       <w:r>
-        <w:t xml:space="preserve"> Ниједан од наведених радова не обрађује домен безбедносног инжењерства софтвера, мале локалне моделе, нити смер у коме квантизација утиче на одбијање безазлених захтева. Управо ту празнину попуњава овај рад.</w:t>
+        <w:t xml:space="preserve"> Ниједан од наведених радова не обрађује домен безбедносног инжењерства софтвера</w:t>
+      </w:r>
+      <w:r>
+        <w:t xml:space="preserve"> </w:t>
+      </w:r>
+      <w:r>
+        <w:t>нити смер у коме квантизација утиче на одбијање безазлених захтева, док се мали локални модели под сажимањем јављају само делимично, у раду [3].</w:t>
+      </w:r>
+      <w:r>
+        <w:t xml:space="preserve"> Управо ту празнину попуњава овај рад.</w:t>
       </w:r>
     </w:p>
     <w:p>
@@ -504,11 +513,12 @@
       <w:r>
         <w:t>Савремени језички модели почивају на трансформер архитектури [6] и обучавају се предвиђањем наредног токена, што их само по себи не чини безбедним. Поравнање усклађује понашање модела са људским намерама, најчешће учењем појачавањем на основу људских повратних информација [5].</w:t>
       </w:r>
-    </w:p>
-    <w:p>
-      <w:pPr>
-        <w:pStyle w:val="0-"/>
-      </w:pPr>
+      <w:r>
+        <w:rPr>
+          <w:lang w:val="sr-Cyrl-RS"/>
+        </w:rPr>
+        <w:t xml:space="preserve"> </w:t>
+      </w:r>
       <w:r>
         <w:t>Одбијање није посебан механизам, већ научено понашање. Пошто модел нема приступ стварној намери корисника, он је закључује из површинских особина текста: ако се штетни захтеви у обучавању систематски разликују по одређеним речима или темама, најједноставнија стратегија јесте реаговање на те сигнале. Асиметрија цене додатно појачава ефекат, јер се погрешно удовољавање кажњава строже него непотребно одбијање.</w:t>
       </w:r>
@@ -529,11 +539,12 @@
       <w:r>
         <w:t>Прекомерно одбијање настаје када модел одбије објективно безазлен захтев. Одговори се разврставају у три категорије: пуно одбијање, делимичан одговор (ограђивање или образац „не могу X, али могу Y“) и удовољавање. За бинарне мере делимични одговори придружују се удовољавању, у складу са дефиницијом из рада [1].</w:t>
       </w:r>
-    </w:p>
-    <w:p>
-      <w:pPr>
-        <w:pStyle w:val="0-"/>
-      </w:pPr>
+      <w:r>
+        <w:rPr>
+          <w:lang w:val="sr-Cyrl-RS"/>
+        </w:rPr>
+        <w:t xml:space="preserve"> </w:t>
+      </w:r>
       <w:r>
         <w:t xml:space="preserve">Основне мере су стопа лажног одбијања (FRR), удео одбијених међу безазленим захтевима, и стопа исправног одбијања (TRR), удео одбијених међу штетним. Обе се морају извештавати заједно, јер се свака појединачно тривијално оптимизује </w:t>
       </w:r>

--- a/docs/paper/Zbornik_BorisLetic.docx
+++ b/docs/paper/Zbornik_BorisLetic.docx
@@ -479,13 +479,16 @@
         <w:t xml:space="preserve"> Ниједан од наведених радова не обрађује домен безбедносног инжењерства софтвера</w:t>
       </w:r>
       <w:r>
-        <w:t xml:space="preserve"> </w:t>
-      </w:r>
-      <w:r>
-        <w:t>нити смер у коме квантизација утиче на одбијање безазлених захтева, док се мали локални модели под сажимањем јављају само делимично, у раду [3].</w:t>
-      </w:r>
-      <w:r>
-        <w:t xml:space="preserve"> Управо ту празнину попуњава овај рад.</w:t>
+        <w:t xml:space="preserve"> нити смер у коме квантизација утиче на одбијање безазлених захтева, док се мали локални модели под сажимањем јављају само делимично, </w:t>
+      </w:r>
+      <w:r>
+        <w:t>у радовима [3] и [4]</w:t>
+      </w:r>
+      <w:r>
+        <w:t xml:space="preserve">. </w:t>
+      </w:r>
+      <w:r>
+        <w:t>Управо ту празнину попуњава овај рад.</w:t>
       </w:r>
     </w:p>
     <w:p>
